--- a/00_全流程把控总纲与六大核心把控尺/01_六大核心把控尺深度专著/06_《全流程把控尺六：〈三人行〉全24集逐集五幕节拍、三本时间账信息差与三代人物弧光深度内参》.docx
+++ b/00_全流程把控总纲与六大核心把控尺/01_六大核心把控尺深度专著/06_《全流程把控尺六：〈三人行〉全24集逐集五幕节拍、三本时间账信息差与三代人物弧光深度内参》.docx
@@ -11264,6 +11264,376 @@
         </w:tc>
       </w:tr>
     </w:tbl>
+    <w:p>
+      <w:pPr>
+        <w:spacing w:before="280" w:after="120" w:line="384" w:lineRule="auto"/>
+        <w:jc w:val="left"/>
+      </w:pPr>
+      <w:r>
+        <w:rPr>
+          <w:rFonts w:ascii="Arial" w:hAnsi="Arial" w:eastAsia="黑体"/>
+          <w:b/>
+          <w:color w:val="142850"/>
+          <w:sz w:val="27"/>
+        </w:rPr>
+        <w:t>附编：第8阶段收官闭环——开播前三支预告片“三阶漏斗”与四支幕后特辑制作方法论</w:t>
+      </w:r>
+    </w:p>
+    <w:p>
+      <w:pPr>
+        <w:spacing w:before="60" w:after="100" w:line="384" w:lineRule="auto"/>
+        <w:ind w:firstLine="420"/>
+        <w:jc w:val="left"/>
+      </w:pPr>
+      <w:r>
+        <w:rPr>
+          <w:rFonts w:ascii="Times New Roman" w:hAnsi="Times New Roman" w:eastAsia="宋体"/>
+          <w:b w:val="0"/>
+          <w:color w:val="141414"/>
+          <w:sz w:val="21"/>
+        </w:rPr>
+        <w:t>当全24集剧本与成片制作完成后，如何将一部结构复杂、不允许剧透底牌的反套路剧集精准推向市场？《三人行》通过3支开播前预告片（《先导预告片》《最新预告》《开播终极预告》）与4支播映期幕后特辑（《三个「我」》《亲爱的家人》《时间的玩笑》《八中的朋友》），构建了标准的宣发收官范式：</w:t>
+      </w:r>
+    </w:p>
+    <w:tbl>
+      <w:tblPr>
+        <w:tblStyle w:val="TableGrid"/>
+        <w:tblW w:type="auto" w:w="0"/>
+        <w:jc w:val="center"/>
+        <w:tblLayout w:type="fixed"/>
+        <w:tblLook w:firstColumn="1" w:firstRow="1" w:lastColumn="0" w:lastRow="0" w:noHBand="0" w:noVBand="1" w:val="04A0"/>
+      </w:tblPr>
+      <w:tblGrid>
+        <w:gridCol w:w="5184"/>
+        <w:gridCol w:w="5184"/>
+      </w:tblGrid>
+      <w:tr>
+        <w:trPr>
+          <w:tblHeader/>
+          <w:cantSplit/>
+        </w:trPr>
+        <w:tc>
+          <w:tcPr>
+            <w:tcW w:type="dxa" w:w="3096"/>
+            <w:vAlign w:val="center"/>
+            <w:tcMar>
+              <w:top w:w="130" w:type="dxa"/>
+              <w:bottom w:w="130" w:type="dxa"/>
+              <w:left w:w="150" w:type="dxa"/>
+              <w:right w:w="150" w:type="dxa"/>
+            </w:tcMar>
+            <w:shd w:fill="1F3864"/>
+          </w:tcPr>
+          <w:p>
+            <w:pPr>
+              <w:spacing w:before="40" w:after="40" w:line="312" w:lineRule="auto"/>
+              <w:jc w:val="center"/>
+            </w:pPr>
+            <w:r/>
+            <w:r>
+              <w:rPr>
+                <w:rFonts w:ascii="Arial" w:hAnsi="Arial" w:eastAsia="黑体"/>
+                <w:b/>
+                <w:color w:val="FFFFFF"/>
+                <w:sz w:val="19"/>
+              </w:rPr>
+              <w:t>宣发阶段与物料名称</w:t>
+            </w:r>
+          </w:p>
+        </w:tc>
+        <w:tc>
+          <w:tcPr>
+            <w:tcW w:type="dxa" w:w="7272"/>
+            <w:vAlign w:val="center"/>
+            <w:tcMar>
+              <w:top w:w="130" w:type="dxa"/>
+              <w:bottom w:w="130" w:type="dxa"/>
+              <w:left w:w="150" w:type="dxa"/>
+              <w:right w:w="150" w:type="dxa"/>
+            </w:tcMar>
+            <w:shd w:fill="1F3864"/>
+          </w:tcPr>
+          <w:p>
+            <w:pPr>
+              <w:spacing w:before="40" w:after="40" w:line="312" w:lineRule="auto"/>
+              <w:jc w:val="center"/>
+            </w:pPr>
+            <w:r/>
+            <w:r>
+              <w:rPr>
+                <w:rFonts w:ascii="Arial" w:hAnsi="Arial" w:eastAsia="黑体"/>
+                <w:b/>
+                <w:color w:val="FFFFFF"/>
+                <w:sz w:val="19"/>
+              </w:rPr>
+              <w:t>剪辑叙事逻辑、核心金句选用与全流程闭环作用</w:t>
+            </w:r>
+          </w:p>
+        </w:tc>
+      </w:tr>
+      <w:tr>
+        <w:trPr>
+          <w:cantSplit/>
+        </w:trPr>
+        <w:tc>
+          <w:tcPr>
+            <w:tcW w:type="dxa" w:w="3096"/>
+            <w:vAlign w:val="center"/>
+            <w:tcMar>
+              <w:top w:w="105" w:type="dxa"/>
+              <w:bottom w:w="105" w:type="dxa"/>
+              <w:left w:w="145" w:type="dxa"/>
+              <w:right w:w="145" w:type="dxa"/>
+            </w:tcMar>
+          </w:tcPr>
+          <w:p>
+            <w:pPr>
+              <w:spacing w:before="40" w:after="40" w:line="341" w:lineRule="auto"/>
+              <w:jc w:val="left"/>
+            </w:pPr>
+            <w:r/>
+            <w:r>
+              <w:rPr>
+                <w:rFonts w:ascii="Times New Roman" w:hAnsi="Times New Roman" w:eastAsia="宋体"/>
+                <w:b/>
+                <w:color w:val="191919"/>
+                <w:sz w:val="19"/>
+              </w:rPr>
+              <w:t>第一支：《先导预告片》（01:25）</w:t>
+              <w:br/>
+              <w:t>【先导重“奇”——立高概念与外部救赎危机】</w:t>
+            </w:r>
+          </w:p>
+        </w:tc>
+        <w:tc>
+          <w:tcPr>
+            <w:tcW w:type="dxa" w:w="7272"/>
+            <w:vAlign w:val="center"/>
+            <w:tcMar>
+              <w:top w:w="105" w:type="dxa"/>
+              <w:bottom w:w="105" w:type="dxa"/>
+              <w:left w:w="145" w:type="dxa"/>
+              <w:right w:w="145" w:type="dxa"/>
+            </w:tcMar>
+          </w:tcPr>
+          <w:p>
+            <w:pPr>
+              <w:spacing w:before="40" w:after="40" w:line="341" w:lineRule="auto"/>
+              <w:jc w:val="left"/>
+            </w:pPr>
+            <w:r/>
+            <w:r>
+              <w:rPr>
+                <w:rFonts w:ascii="Times New Roman" w:hAnsi="Times New Roman" w:eastAsia="宋体"/>
+                <w:b w:val="0"/>
+                <w:color w:val="191919"/>
+                <w:sz w:val="19"/>
+              </w:rPr>
+              <w:t>00:00–00:19以2033雪后陵园献花倒切2008年16岁生日吹蜡烛与“苟未来”假身份证报到；00:20–00:35用一句“你为舒图的死而来……所以说，有三个赵左右，同时存在于2008年”亮明核心设定；00:36–01:13用快切冲突配“三个我 抢夺人生”字幕卡拉满张力；01:14–01:25以父母深夜目送三人背影说出“他俩也跟左右似的，马马虎虎的，像孩子一样”温柔收尾，一秒立住“奇幻悬疑外壳＋亲情治愈内核”。</w:t>
+            </w:r>
+          </w:p>
+        </w:tc>
+      </w:tr>
+      <w:tr>
+        <w:trPr>
+          <w:cantSplit/>
+        </w:trPr>
+        <w:tc>
+          <w:tcPr>
+            <w:tcW w:type="dxa" w:w="3096"/>
+            <w:vAlign w:val="center"/>
+            <w:tcMar>
+              <w:top w:w="105" w:type="dxa"/>
+              <w:bottom w:w="105" w:type="dxa"/>
+              <w:left w:w="145" w:type="dxa"/>
+              <w:right w:w="145" w:type="dxa"/>
+            </w:tcMar>
+            <w:shd w:fill="F7FAFC"/>
+          </w:tcPr>
+          <w:p>
+            <w:pPr>
+              <w:spacing w:before="40" w:after="40" w:line="341" w:lineRule="auto"/>
+              <w:jc w:val="left"/>
+            </w:pPr>
+            <w:r/>
+            <w:r>
+              <w:rPr>
+                <w:rFonts w:ascii="Times New Roman" w:hAnsi="Times New Roman" w:eastAsia="宋体"/>
+                <w:b/>
+                <w:color w:val="191919"/>
+                <w:sz w:val="19"/>
+              </w:rPr>
+              <w:t>第二支：《最新预告》（01:33）</w:t>
+              <w:br/>
+              <w:t>【中段重“斗”——转入内部权力争夺与代际审判】</w:t>
+            </w:r>
+          </w:p>
+        </w:tc>
+        <w:tc>
+          <w:tcPr>
+            <w:tcW w:type="dxa" w:w="7272"/>
+            <w:vAlign w:val="center"/>
+            <w:tcMar>
+              <w:top w:w="105" w:type="dxa"/>
+              <w:bottom w:w="105" w:type="dxa"/>
+              <w:left w:w="145" w:type="dxa"/>
+              <w:right w:w="145" w:type="dxa"/>
+            </w:tcMar>
+            <w:shd w:fill="F7FAFC"/>
+          </w:tcPr>
+          <w:p>
+            <w:pPr>
+              <w:spacing w:before="40" w:after="40" w:line="341" w:lineRule="auto"/>
+              <w:jc w:val="left"/>
+            </w:pPr>
+            <w:r/>
+            <w:r>
+              <w:rPr>
+                <w:rFonts w:ascii="Times New Roman" w:hAnsi="Times New Roman" w:eastAsia="宋体"/>
+                <w:b w:val="0"/>
+                <w:color w:val="191919"/>
+                <w:sz w:val="19"/>
+              </w:rPr>
+              <w:t>00:00–00:13以猜保险箱生日密码的轻喜对话开场；00:14–00:51用“66岁、41岁、16岁同姿躺床”分屏引爆三代内部审判——66岁居高临下（“只有到了我这个年纪，才能真正明白自己究竟想要什么样的人生”）、41岁委屈反扑（“不管我怎么想努力想改变，你都站在未来的高处审判着我，觉得我是个失败者，是吧？”）、16岁沦为承受者（“理想的梦你来做，现实的罪我来遭”）；结尾以“我们是一个人，这样……不算自私吧”抛出道德困境。</w:t>
+            </w:r>
+          </w:p>
+        </w:tc>
+      </w:tr>
+      <w:tr>
+        <w:trPr>
+          <w:cantSplit/>
+        </w:trPr>
+        <w:tc>
+          <w:tcPr>
+            <w:tcW w:type="dxa" w:w="3096"/>
+            <w:vAlign w:val="center"/>
+            <w:tcMar>
+              <w:top w:w="105" w:type="dxa"/>
+              <w:bottom w:w="105" w:type="dxa"/>
+              <w:left w:w="145" w:type="dxa"/>
+              <w:right w:w="145" w:type="dxa"/>
+            </w:tcMar>
+          </w:tcPr>
+          <w:p>
+            <w:pPr>
+              <w:spacing w:before="40" w:after="40" w:line="341" w:lineRule="auto"/>
+              <w:jc w:val="left"/>
+            </w:pPr>
+            <w:r/>
+            <w:r>
+              <w:rPr>
+                <w:rFonts w:ascii="Times New Roman" w:hAnsi="Times New Roman" w:eastAsia="宋体"/>
+                <w:b/>
+                <w:color w:val="191919"/>
+                <w:sz w:val="19"/>
+              </w:rPr>
+              <w:t>第三支：《开播终极预告》（02:43）</w:t>
+              <w:br/>
+              <w:t>【终极重“魂”——亮出改命代价双反转与哲学母题升华】</w:t>
+            </w:r>
+          </w:p>
+        </w:tc>
+        <w:tc>
+          <w:tcPr>
+            <w:tcW w:type="dxa" w:w="7272"/>
+            <w:vAlign w:val="center"/>
+            <w:tcMar>
+              <w:top w:w="105" w:type="dxa"/>
+              <w:bottom w:w="105" w:type="dxa"/>
+              <w:left w:w="145" w:type="dxa"/>
+              <w:right w:w="145" w:type="dxa"/>
+            </w:tcMar>
+          </w:tcPr>
+          <w:p>
+            <w:pPr>
+              <w:spacing w:before="40" w:after="40" w:line="341" w:lineRule="auto"/>
+              <w:jc w:val="left"/>
+            </w:pPr>
+            <w:r/>
+            <w:r>
+              <w:rPr>
+                <w:rFonts w:ascii="Times New Roman" w:hAnsi="Times New Roman" w:eastAsia="宋体"/>
+                <w:b w:val="0"/>
+                <w:color w:val="191919"/>
+                <w:sz w:val="19"/>
+              </w:rPr>
+              <w:t>00:00–00:52以荀未来开篇立命金句“两三万解决不了我的问题，二三十万、两三百万，都不如我自己来左右一次人生”切入，随即亮出第一重反转——改命暴富后依然导致舒图血泊车祸（“赵左右，富有到底给你带来了什么？”）；00:53–01:54亮出第二重反转——66岁赵了“再次回去 阻止改命”，配合16岁赵左右捡起日历念出荀未来写的红字“你选的未来，问过我想要吗？”，将三代夺命推向高潮；01:55–02:43黑板擦去雪人、切入主题曲《别再渴望》与【人生是一场巨大的后知后觉】，最后定格在童年三个雪人背影与“老师说，三人成众。你现在不是一个人了，没人再敢欺负你了”。</w:t>
+            </w:r>
+          </w:p>
+        </w:tc>
+      </w:tr>
+      <w:tr>
+        <w:trPr>
+          <w:cantSplit/>
+        </w:trPr>
+        <w:tc>
+          <w:tcPr>
+            <w:tcW w:type="dxa" w:w="3096"/>
+            <w:vAlign w:val="center"/>
+            <w:tcMar>
+              <w:top w:w="105" w:type="dxa"/>
+              <w:bottom w:w="105" w:type="dxa"/>
+              <w:left w:w="145" w:type="dxa"/>
+              <w:right w:w="145" w:type="dxa"/>
+            </w:tcMar>
+            <w:shd w:fill="F7FAFC"/>
+          </w:tcPr>
+          <w:p>
+            <w:pPr>
+              <w:spacing w:before="40" w:after="40" w:line="341" w:lineRule="auto"/>
+              <w:jc w:val="left"/>
+            </w:pPr>
+            <w:r/>
+            <w:r>
+              <w:rPr>
+                <w:rFonts w:ascii="Times New Roman" w:hAnsi="Times New Roman" w:eastAsia="宋体"/>
+                <w:b/>
+                <w:color w:val="191919"/>
+                <w:sz w:val="19"/>
+              </w:rPr>
+              <w:t>四支播映期幕后特辑矩阵</w:t>
+              <w:br/>
+              <w:t>【场外情感共鸣放大器】</w:t>
+            </w:r>
+          </w:p>
+        </w:tc>
+        <w:tc>
+          <w:tcPr>
+            <w:tcW w:type="dxa" w:w="7272"/>
+            <w:vAlign w:val="center"/>
+            <w:tcMar>
+              <w:top w:w="105" w:type="dxa"/>
+              <w:bottom w:w="105" w:type="dxa"/>
+              <w:left w:w="145" w:type="dxa"/>
+              <w:right w:w="145" w:type="dxa"/>
+            </w:tcMar>
+            <w:shd w:fill="F7FAFC"/>
+          </w:tcPr>
+          <w:p>
+            <w:pPr>
+              <w:spacing w:before="40" w:after="40" w:line="341" w:lineRule="auto"/>
+              <w:jc w:val="left"/>
+            </w:pPr>
+            <w:r/>
+            <w:r>
+              <w:rPr>
+                <w:rFonts w:ascii="Times New Roman" w:hAnsi="Times New Roman" w:eastAsia="宋体"/>
+                <w:b w:val="0"/>
+                <w:color w:val="191919"/>
+                <w:sz w:val="19"/>
+              </w:rPr>
+              <w:t>• 特辑一《三个「我」》：剖析为何从41岁“正义的反派”荀未来切入，拆解16岁原生态、41岁执念者、66岁守望者的三代碰撞；</w:t>
+              <w:br/>
+              <w:t>• 特辑二《亲爱的家人》：总制片人蔡雨潮点明“一切源于悔，不是生意而是再看父母年轻模样的情感”，拆解赵东来台阶痛哭与刘美奕20岁纯真心；</w:t>
+              <w:br/>
+              <w:t>• 特辑三《时间的玩笑》：拆解16岁小太阳徐图图与41岁“32度冷漠外表下滚烫内心”舒图的双生女性救赎；</w:t>
+              <w:br/>
+              <w:t>• 特辑四《八中的朋友》：拆解王一漫、陈明、罗爱文如何与主角构成青春互补光谱。</w:t>
+            </w:r>
+          </w:p>
+        </w:tc>
+      </w:tr>
+    </w:tbl>
     <w:sectPr>
       <w:pgSz w:w="12240" w:h="15840"/>
       <w:pgMar w:top="1080" w:right="936" w:bottom="1080" w:left="936" w:header="720" w:footer="720" w:gutter="0"/>

--- a/00_全流程把控总纲与六大核心把控尺/01_六大核心把控尺深度专著/06_《全流程把控尺六：〈三人行〉全24集逐集五幕节拍、三本时间账信息差与三代人物弧光深度内参》.docx
+++ b/00_全流程把控总纲与六大核心把控尺/01_六大核心把控尺深度专著/06_《全流程把控尺六：〈三人行〉全24集逐集五幕节拍、三本时间账信息差与三代人物弧光深度内参》.docx
@@ -2045,15 +2045,8 @@
               <w:spacing w:before="40" w:after="40" w:line="341" w:lineRule="auto"/>
               <w:jc w:val="left"/>
             </w:pPr>
-            <w:r/>
             <w:r>
-              <w:rPr>
-                <w:rFonts w:ascii="Times New Roman" w:hAnsi="Times New Roman" w:eastAsia="宋体"/>
-                <w:b w:val="0"/>
-                <w:color w:val="191919"/>
-                <w:sz w:val="19"/>
-              </w:rPr>
-              <w:t>荀未来托跑腿小哥伪造《刘慈欣回信》哄骗小赵继续写作，却被赵了与陈明看穿；当小赵在冰封湖面得知回信系伪造时，信念彻底崩塌，触发荀未来身份证消散危机。</w:t>
+              <w:t>荀未来花半个月工资找模仿笔迹大师伪造《刘慈欣回信》哄骗小赵继续写作，却被赵了与陈明看穿；当小赵在冰封湖面得知回信系伪造时，信念彻底崩塌，触发荀未来身份证消散危机。</w:t>
             </w:r>
           </w:p>
         </w:tc>

--- a/00_全流程把控总纲与六大核心把控尺/01_六大核心把控尺深度专著/06_《全流程把控尺六：〈三人行〉全24集逐集五幕节拍、三本时间账信息差与三代人物弧光深度内参》.docx
+++ b/00_全流程把控总纲与六大核心把控尺/01_六大核心把控尺深度专著/06_《全流程把控尺六：〈三人行〉全24集逐集五幕节拍、三本时间账信息差与三代人物弧光深度内参》.docx
@@ -124,9 +124,7 @@
         </w:tc>
       </w:tr>
       <w:tr>
-        <w:trPr>
-          <w:cantSplit/>
-        </w:trPr>
+        <w:trPr/>
         <w:tc>
           <w:tcPr>
             <w:tcW w:type="dxa" w:w="2952"/>
@@ -187,9 +185,7 @@
         </w:tc>
       </w:tr>
       <w:tr>
-        <w:trPr>
-          <w:cantSplit/>
-        </w:trPr>
+        <w:trPr/>
         <w:tc>
           <w:tcPr>
             <w:tcW w:type="dxa" w:w="2952"/>
@@ -252,9 +248,7 @@
         </w:tc>
       </w:tr>
       <w:tr>
-        <w:trPr>
-          <w:cantSplit/>
-        </w:trPr>
+        <w:trPr/>
         <w:tc>
           <w:tcPr>
             <w:tcW w:type="dxa" w:w="2952"/>
@@ -313,9 +307,7 @@
         </w:tc>
       </w:tr>
       <w:tr>
-        <w:trPr>
-          <w:cantSplit/>
-        </w:trPr>
+        <w:trPr/>
         <w:tc>
           <w:tcPr>
             <w:tcW w:type="dxa" w:w="2952"/>
@@ -376,9 +368,7 @@
         </w:tc>
       </w:tr>
       <w:tr>
-        <w:trPr>
-          <w:cantSplit/>
-        </w:trPr>
+        <w:trPr/>
         <w:tc>
           <w:tcPr>
             <w:tcW w:type="dxa" w:w="2952"/>
@@ -437,9 +427,7 @@
         </w:tc>
       </w:tr>
       <w:tr>
-        <w:trPr>
-          <w:cantSplit/>
-        </w:trPr>
+        <w:trPr/>
         <w:tc>
           <w:tcPr>
             <w:tcW w:type="dxa" w:w="2952"/>
@@ -592,9 +580,7 @@
         </w:tc>
       </w:tr>
       <w:tr>
-        <w:trPr>
-          <w:cantSplit/>
-        </w:trPr>
+        <w:trPr/>
         <w:tc>
           <w:tcPr>
             <w:tcW w:type="dxa" w:w="2952"/>
@@ -655,9 +641,7 @@
         </w:tc>
       </w:tr>
       <w:tr>
-        <w:trPr>
-          <w:cantSplit/>
-        </w:trPr>
+        <w:trPr/>
         <w:tc>
           <w:tcPr>
             <w:tcW w:type="dxa" w:w="2952"/>
@@ -720,9 +704,7 @@
         </w:tc>
       </w:tr>
       <w:tr>
-        <w:trPr>
-          <w:cantSplit/>
-        </w:trPr>
+        <w:trPr/>
         <w:tc>
           <w:tcPr>
             <w:tcW w:type="dxa" w:w="2952"/>
@@ -781,9 +763,7 @@
         </w:tc>
       </w:tr>
       <w:tr>
-        <w:trPr>
-          <w:cantSplit/>
-        </w:trPr>
+        <w:trPr/>
         <w:tc>
           <w:tcPr>
             <w:tcW w:type="dxa" w:w="2952"/>
@@ -844,9 +824,7 @@
         </w:tc>
       </w:tr>
       <w:tr>
-        <w:trPr>
-          <w:cantSplit/>
-        </w:trPr>
+        <w:trPr/>
         <w:tc>
           <w:tcPr>
             <w:tcW w:type="dxa" w:w="2952"/>
@@ -905,9 +883,7 @@
         </w:tc>
       </w:tr>
       <w:tr>
-        <w:trPr>
-          <w:cantSplit/>
-        </w:trPr>
+        <w:trPr/>
         <w:tc>
           <w:tcPr>
             <w:tcW w:type="dxa" w:w="2952"/>
@@ -1060,9 +1036,7 @@
         </w:tc>
       </w:tr>
       <w:tr>
-        <w:trPr>
-          <w:cantSplit/>
-        </w:trPr>
+        <w:trPr/>
         <w:tc>
           <w:tcPr>
             <w:tcW w:type="dxa" w:w="2952"/>
@@ -1123,9 +1097,7 @@
         </w:tc>
       </w:tr>
       <w:tr>
-        <w:trPr>
-          <w:cantSplit/>
-        </w:trPr>
+        <w:trPr/>
         <w:tc>
           <w:tcPr>
             <w:tcW w:type="dxa" w:w="2952"/>
@@ -1188,9 +1160,7 @@
         </w:tc>
       </w:tr>
       <w:tr>
-        <w:trPr>
-          <w:cantSplit/>
-        </w:trPr>
+        <w:trPr/>
         <w:tc>
           <w:tcPr>
             <w:tcW w:type="dxa" w:w="2952"/>
@@ -1249,9 +1219,7 @@
         </w:tc>
       </w:tr>
       <w:tr>
-        <w:trPr>
-          <w:cantSplit/>
-        </w:trPr>
+        <w:trPr/>
         <w:tc>
           <w:tcPr>
             <w:tcW w:type="dxa" w:w="2952"/>
@@ -1312,9 +1280,7 @@
         </w:tc>
       </w:tr>
       <w:tr>
-        <w:trPr>
-          <w:cantSplit/>
-        </w:trPr>
+        <w:trPr/>
         <w:tc>
           <w:tcPr>
             <w:tcW w:type="dxa" w:w="2952"/>
@@ -1373,9 +1339,7 @@
         </w:tc>
       </w:tr>
       <w:tr>
-        <w:trPr>
-          <w:cantSplit/>
-        </w:trPr>
+        <w:trPr/>
         <w:tc>
           <w:tcPr>
             <w:tcW w:type="dxa" w:w="2952"/>
@@ -1422,7 +1386,9 @@
               <w:spacing w:before="40" w:after="40" w:line="341" w:lineRule="auto"/>
               <w:jc w:val="left"/>
             </w:pPr>
-            <w:r/>
+            <w:r>
+              <w:t>刘美奕在影院替被保安扣留的荀未来解围；徐图图在后街麻辣烫店连吃六碗在大胃王挑战赛吃下六碗夺得第七名。</w:t>
+            </w:r>
             <w:r>
               <w:rPr>
                 <w:rFonts w:ascii="Times New Roman" w:hAnsi="Times New Roman" w:eastAsia="宋体"/>
@@ -1430,7 +1396,6 @@
                 <w:color w:val="191919"/>
                 <w:sz w:val="19"/>
               </w:rPr>
-              <w:t>刘美奕在影院替被保安扣留的荀未来解围；徐图图在后街麻辣烫店连吃六碗夺得大胃王冠军。</w:t>
             </w:r>
           </w:p>
         </w:tc>
@@ -1528,9 +1493,7 @@
         </w:tc>
       </w:tr>
       <w:tr>
-        <w:trPr>
-          <w:cantSplit/>
-        </w:trPr>
+        <w:trPr/>
         <w:tc>
           <w:tcPr>
             <w:tcW w:type="dxa" w:w="2952"/>
@@ -1591,9 +1554,7 @@
         </w:tc>
       </w:tr>
       <w:tr>
-        <w:trPr>
-          <w:cantSplit/>
-        </w:trPr>
+        <w:trPr/>
         <w:tc>
           <w:tcPr>
             <w:tcW w:type="dxa" w:w="2952"/>
@@ -1656,9 +1617,7 @@
         </w:tc>
       </w:tr>
       <w:tr>
-        <w:trPr>
-          <w:cantSplit/>
-        </w:trPr>
+        <w:trPr/>
         <w:tc>
           <w:tcPr>
             <w:tcW w:type="dxa" w:w="2952"/>
@@ -1717,9 +1676,7 @@
         </w:tc>
       </w:tr>
       <w:tr>
-        <w:trPr>
-          <w:cantSplit/>
-        </w:trPr>
+        <w:trPr/>
         <w:tc>
           <w:tcPr>
             <w:tcW w:type="dxa" w:w="2952"/>
@@ -1780,9 +1737,7 @@
         </w:tc>
       </w:tr>
       <w:tr>
-        <w:trPr>
-          <w:cantSplit/>
-        </w:trPr>
+        <w:trPr/>
         <w:tc>
           <w:tcPr>
             <w:tcW w:type="dxa" w:w="2952"/>
@@ -1841,9 +1796,7 @@
         </w:tc>
       </w:tr>
       <w:tr>
-        <w:trPr>
-          <w:cantSplit/>
-        </w:trPr>
+        <w:trPr/>
         <w:tc>
           <w:tcPr>
             <w:tcW w:type="dxa" w:w="2952"/>
@@ -1996,9 +1949,7 @@
         </w:tc>
       </w:tr>
       <w:tr>
-        <w:trPr>
-          <w:cantSplit/>
-        </w:trPr>
+        <w:trPr/>
         <w:tc>
           <w:tcPr>
             <w:tcW w:type="dxa" w:w="2952"/>
@@ -2052,9 +2003,7 @@
         </w:tc>
       </w:tr>
       <w:tr>
-        <w:trPr>
-          <w:cantSplit/>
-        </w:trPr>
+        <w:trPr/>
         <w:tc>
           <w:tcPr>
             <w:tcW w:type="dxa" w:w="2952"/>
@@ -2117,9 +2066,7 @@
         </w:tc>
       </w:tr>
       <w:tr>
-        <w:trPr>
-          <w:cantSplit/>
-        </w:trPr>
+        <w:trPr/>
         <w:tc>
           <w:tcPr>
             <w:tcW w:type="dxa" w:w="2952"/>
@@ -2178,9 +2125,7 @@
         </w:tc>
       </w:tr>
       <w:tr>
-        <w:trPr>
-          <w:cantSplit/>
-        </w:trPr>
+        <w:trPr/>
         <w:tc>
           <w:tcPr>
             <w:tcW w:type="dxa" w:w="2952"/>
@@ -2241,9 +2186,7 @@
         </w:tc>
       </w:tr>
       <w:tr>
-        <w:trPr>
-          <w:cantSplit/>
-        </w:trPr>
+        <w:trPr/>
         <w:tc>
           <w:tcPr>
             <w:tcW w:type="dxa" w:w="2952"/>
@@ -2302,9 +2245,7 @@
         </w:tc>
       </w:tr>
       <w:tr>
-        <w:trPr>
-          <w:cantSplit/>
-        </w:trPr>
+        <w:trPr/>
         <w:tc>
           <w:tcPr>
             <w:tcW w:type="dxa" w:w="2952"/>
@@ -2457,9 +2398,7 @@
         </w:tc>
       </w:tr>
       <w:tr>
-        <w:trPr>
-          <w:cantSplit/>
-        </w:trPr>
+        <w:trPr/>
         <w:tc>
           <w:tcPr>
             <w:tcW w:type="dxa" w:w="2952"/>
@@ -2520,9 +2459,7 @@
         </w:tc>
       </w:tr>
       <w:tr>
-        <w:trPr>
-          <w:cantSplit/>
-        </w:trPr>
+        <w:trPr/>
         <w:tc>
           <w:tcPr>
             <w:tcW w:type="dxa" w:w="2952"/>
@@ -2585,9 +2522,7 @@
         </w:tc>
       </w:tr>
       <w:tr>
-        <w:trPr>
-          <w:cantSplit/>
-        </w:trPr>
+        <w:trPr/>
         <w:tc>
           <w:tcPr>
             <w:tcW w:type="dxa" w:w="2952"/>
@@ -2646,9 +2581,7 @@
         </w:tc>
       </w:tr>
       <w:tr>
-        <w:trPr>
-          <w:cantSplit/>
-        </w:trPr>
+        <w:trPr/>
         <w:tc>
           <w:tcPr>
             <w:tcW w:type="dxa" w:w="2952"/>
@@ -2709,9 +2642,7 @@
         </w:tc>
       </w:tr>
       <w:tr>
-        <w:trPr>
-          <w:cantSplit/>
-        </w:trPr>
+        <w:trPr/>
         <w:tc>
           <w:tcPr>
             <w:tcW w:type="dxa" w:w="2952"/>
@@ -2770,9 +2701,7 @@
         </w:tc>
       </w:tr>
       <w:tr>
-        <w:trPr>
-          <w:cantSplit/>
-        </w:trPr>
+        <w:trPr/>
         <w:tc>
           <w:tcPr>
             <w:tcW w:type="dxa" w:w="2952"/>
@@ -2925,9 +2854,7 @@
         </w:tc>
       </w:tr>
       <w:tr>
-        <w:trPr>
-          <w:cantSplit/>
-        </w:trPr>
+        <w:trPr/>
         <w:tc>
           <w:tcPr>
             <w:tcW w:type="dxa" w:w="2952"/>
@@ -2988,9 +2915,7 @@
         </w:tc>
       </w:tr>
       <w:tr>
-        <w:trPr>
-          <w:cantSplit/>
-        </w:trPr>
+        <w:trPr/>
         <w:tc>
           <w:tcPr>
             <w:tcW w:type="dxa" w:w="2952"/>
@@ -3053,9 +2978,7 @@
         </w:tc>
       </w:tr>
       <w:tr>
-        <w:trPr>
-          <w:cantSplit/>
-        </w:trPr>
+        <w:trPr/>
         <w:tc>
           <w:tcPr>
             <w:tcW w:type="dxa" w:w="2952"/>
@@ -3114,9 +3037,7 @@
         </w:tc>
       </w:tr>
       <w:tr>
-        <w:trPr>
-          <w:cantSplit/>
-        </w:trPr>
+        <w:trPr/>
         <w:tc>
           <w:tcPr>
             <w:tcW w:type="dxa" w:w="2952"/>
@@ -3177,9 +3098,7 @@
         </w:tc>
       </w:tr>
       <w:tr>
-        <w:trPr>
-          <w:cantSplit/>
-        </w:trPr>
+        <w:trPr/>
         <w:tc>
           <w:tcPr>
             <w:tcW w:type="dxa" w:w="2952"/>
@@ -3238,9 +3157,7 @@
         </w:tc>
       </w:tr>
       <w:tr>
-        <w:trPr>
-          <w:cantSplit/>
-        </w:trPr>
+        <w:trPr/>
         <w:tc>
           <w:tcPr>
             <w:tcW w:type="dxa" w:w="2952"/>
@@ -3393,9 +3310,7 @@
         </w:tc>
       </w:tr>
       <w:tr>
-        <w:trPr>
-          <w:cantSplit/>
-        </w:trPr>
+        <w:trPr/>
         <w:tc>
           <w:tcPr>
             <w:tcW w:type="dxa" w:w="2952"/>
@@ -3456,9 +3371,7 @@
         </w:tc>
       </w:tr>
       <w:tr>
-        <w:trPr>
-          <w:cantSplit/>
-        </w:trPr>
+        <w:trPr/>
         <w:tc>
           <w:tcPr>
             <w:tcW w:type="dxa" w:w="2952"/>
@@ -3521,9 +3434,7 @@
         </w:tc>
       </w:tr>
       <w:tr>
-        <w:trPr>
-          <w:cantSplit/>
-        </w:trPr>
+        <w:trPr/>
         <w:tc>
           <w:tcPr>
             <w:tcW w:type="dxa" w:w="2952"/>
@@ -3582,9 +3493,7 @@
         </w:tc>
       </w:tr>
       <w:tr>
-        <w:trPr>
-          <w:cantSplit/>
-        </w:trPr>
+        <w:trPr/>
         <w:tc>
           <w:tcPr>
             <w:tcW w:type="dxa" w:w="2952"/>
@@ -3645,9 +3554,7 @@
         </w:tc>
       </w:tr>
       <w:tr>
-        <w:trPr>
-          <w:cantSplit/>
-        </w:trPr>
+        <w:trPr/>
         <w:tc>
           <w:tcPr>
             <w:tcW w:type="dxa" w:w="2952"/>
@@ -3706,9 +3613,7 @@
         </w:tc>
       </w:tr>
       <w:tr>
-        <w:trPr>
-          <w:cantSplit/>
-        </w:trPr>
+        <w:trPr/>
         <w:tc>
           <w:tcPr>
             <w:tcW w:type="dxa" w:w="2952"/>
@@ -3861,9 +3766,7 @@
         </w:tc>
       </w:tr>
       <w:tr>
-        <w:trPr>
-          <w:cantSplit/>
-        </w:trPr>
+        <w:trPr/>
         <w:tc>
           <w:tcPr>
             <w:tcW w:type="dxa" w:w="2952"/>
@@ -3924,9 +3827,7 @@
         </w:tc>
       </w:tr>
       <w:tr>
-        <w:trPr>
-          <w:cantSplit/>
-        </w:trPr>
+        <w:trPr/>
         <w:tc>
           <w:tcPr>
             <w:tcW w:type="dxa" w:w="2952"/>
@@ -3989,9 +3890,7 @@
         </w:tc>
       </w:tr>
       <w:tr>
-        <w:trPr>
-          <w:cantSplit/>
-        </w:trPr>
+        <w:trPr/>
         <w:tc>
           <w:tcPr>
             <w:tcW w:type="dxa" w:w="2952"/>
@@ -4050,9 +3949,7 @@
         </w:tc>
       </w:tr>
       <w:tr>
-        <w:trPr>
-          <w:cantSplit/>
-        </w:trPr>
+        <w:trPr/>
         <w:tc>
           <w:tcPr>
             <w:tcW w:type="dxa" w:w="2952"/>
@@ -4113,9 +4010,7 @@
         </w:tc>
       </w:tr>
       <w:tr>
-        <w:trPr>
-          <w:cantSplit/>
-        </w:trPr>
+        <w:trPr/>
         <w:tc>
           <w:tcPr>
             <w:tcW w:type="dxa" w:w="2952"/>
@@ -4174,9 +4069,7 @@
         </w:tc>
       </w:tr>
       <w:tr>
-        <w:trPr>
-          <w:cantSplit/>
-        </w:trPr>
+        <w:trPr/>
         <w:tc>
           <w:tcPr>
             <w:tcW w:type="dxa" w:w="2952"/>
@@ -4329,9 +4222,7 @@
         </w:tc>
       </w:tr>
       <w:tr>
-        <w:trPr>
-          <w:cantSplit/>
-        </w:trPr>
+        <w:trPr/>
         <w:tc>
           <w:tcPr>
             <w:tcW w:type="dxa" w:w="2952"/>
@@ -4392,9 +4283,7 @@
         </w:tc>
       </w:tr>
       <w:tr>
-        <w:trPr>
-          <w:cantSplit/>
-        </w:trPr>
+        <w:trPr/>
         <w:tc>
           <w:tcPr>
             <w:tcW w:type="dxa" w:w="2952"/>
@@ -4457,9 +4346,7 @@
         </w:tc>
       </w:tr>
       <w:tr>
-        <w:trPr>
-          <w:cantSplit/>
-        </w:trPr>
+        <w:trPr/>
         <w:tc>
           <w:tcPr>
             <w:tcW w:type="dxa" w:w="2952"/>
@@ -4518,9 +4405,7 @@
         </w:tc>
       </w:tr>
       <w:tr>
-        <w:trPr>
-          <w:cantSplit/>
-        </w:trPr>
+        <w:trPr/>
         <w:tc>
           <w:tcPr>
             <w:tcW w:type="dxa" w:w="2952"/>
@@ -4581,9 +4466,7 @@
         </w:tc>
       </w:tr>
       <w:tr>
-        <w:trPr>
-          <w:cantSplit/>
-        </w:trPr>
+        <w:trPr/>
         <w:tc>
           <w:tcPr>
             <w:tcW w:type="dxa" w:w="2952"/>
@@ -4642,9 +4525,7 @@
         </w:tc>
       </w:tr>
       <w:tr>
-        <w:trPr>
-          <w:cantSplit/>
-        </w:trPr>
+        <w:trPr/>
         <w:tc>
           <w:tcPr>
             <w:tcW w:type="dxa" w:w="2952"/>
@@ -4797,9 +4678,7 @@
         </w:tc>
       </w:tr>
       <w:tr>
-        <w:trPr>
-          <w:cantSplit/>
-        </w:trPr>
+        <w:trPr/>
         <w:tc>
           <w:tcPr>
             <w:tcW w:type="dxa" w:w="2952"/>
@@ -4860,9 +4739,7 @@
         </w:tc>
       </w:tr>
       <w:tr>
-        <w:trPr>
-          <w:cantSplit/>
-        </w:trPr>
+        <w:trPr/>
         <w:tc>
           <w:tcPr>
             <w:tcW w:type="dxa" w:w="2952"/>
@@ -4925,9 +4802,7 @@
         </w:tc>
       </w:tr>
       <w:tr>
-        <w:trPr>
-          <w:cantSplit/>
-        </w:trPr>
+        <w:trPr/>
         <w:tc>
           <w:tcPr>
             <w:tcW w:type="dxa" w:w="2952"/>
@@ -4986,9 +4861,7 @@
         </w:tc>
       </w:tr>
       <w:tr>
-        <w:trPr>
-          <w:cantSplit/>
-        </w:trPr>
+        <w:trPr/>
         <w:tc>
           <w:tcPr>
             <w:tcW w:type="dxa" w:w="2952"/>
@@ -5049,9 +4922,7 @@
         </w:tc>
       </w:tr>
       <w:tr>
-        <w:trPr>
-          <w:cantSplit/>
-        </w:trPr>
+        <w:trPr/>
         <w:tc>
           <w:tcPr>
             <w:tcW w:type="dxa" w:w="2952"/>
@@ -5110,9 +4981,7 @@
         </w:tc>
       </w:tr>
       <w:tr>
-        <w:trPr>
-          <w:cantSplit/>
-        </w:trPr>
+        <w:trPr/>
         <w:tc>
           <w:tcPr>
             <w:tcW w:type="dxa" w:w="2952"/>
@@ -5265,9 +5134,7 @@
         </w:tc>
       </w:tr>
       <w:tr>
-        <w:trPr>
-          <w:cantSplit/>
-        </w:trPr>
+        <w:trPr/>
         <w:tc>
           <w:tcPr>
             <w:tcW w:type="dxa" w:w="2952"/>
@@ -5328,9 +5195,7 @@
         </w:tc>
       </w:tr>
       <w:tr>
-        <w:trPr>
-          <w:cantSplit/>
-        </w:trPr>
+        <w:trPr/>
         <w:tc>
           <w:tcPr>
             <w:tcW w:type="dxa" w:w="2952"/>
@@ -5393,9 +5258,7 @@
         </w:tc>
       </w:tr>
       <w:tr>
-        <w:trPr>
-          <w:cantSplit/>
-        </w:trPr>
+        <w:trPr/>
         <w:tc>
           <w:tcPr>
             <w:tcW w:type="dxa" w:w="2952"/>
@@ -5454,9 +5317,7 @@
         </w:tc>
       </w:tr>
       <w:tr>
-        <w:trPr>
-          <w:cantSplit/>
-        </w:trPr>
+        <w:trPr/>
         <w:tc>
           <w:tcPr>
             <w:tcW w:type="dxa" w:w="2952"/>
@@ -5517,9 +5378,7 @@
         </w:tc>
       </w:tr>
       <w:tr>
-        <w:trPr>
-          <w:cantSplit/>
-        </w:trPr>
+        <w:trPr/>
         <w:tc>
           <w:tcPr>
             <w:tcW w:type="dxa" w:w="2952"/>
@@ -5578,9 +5437,7 @@
         </w:tc>
       </w:tr>
       <w:tr>
-        <w:trPr>
-          <w:cantSplit/>
-        </w:trPr>
+        <w:trPr/>
         <w:tc>
           <w:tcPr>
             <w:tcW w:type="dxa" w:w="2952"/>
@@ -5733,9 +5590,7 @@
         </w:tc>
       </w:tr>
       <w:tr>
-        <w:trPr>
-          <w:cantSplit/>
-        </w:trPr>
+        <w:trPr/>
         <w:tc>
           <w:tcPr>
             <w:tcW w:type="dxa" w:w="2952"/>
@@ -5796,9 +5651,7 @@
         </w:tc>
       </w:tr>
       <w:tr>
-        <w:trPr>
-          <w:cantSplit/>
-        </w:trPr>
+        <w:trPr/>
         <w:tc>
           <w:tcPr>
             <w:tcW w:type="dxa" w:w="2952"/>
@@ -5861,9 +5714,7 @@
         </w:tc>
       </w:tr>
       <w:tr>
-        <w:trPr>
-          <w:cantSplit/>
-        </w:trPr>
+        <w:trPr/>
         <w:tc>
           <w:tcPr>
             <w:tcW w:type="dxa" w:w="2952"/>
@@ -5922,9 +5773,7 @@
         </w:tc>
       </w:tr>
       <w:tr>
-        <w:trPr>
-          <w:cantSplit/>
-        </w:trPr>
+        <w:trPr/>
         <w:tc>
           <w:tcPr>
             <w:tcW w:type="dxa" w:w="2952"/>
@@ -5985,9 +5834,7 @@
         </w:tc>
       </w:tr>
       <w:tr>
-        <w:trPr>
-          <w:cantSplit/>
-        </w:trPr>
+        <w:trPr/>
         <w:tc>
           <w:tcPr>
             <w:tcW w:type="dxa" w:w="2952"/>
@@ -6046,9 +5893,7 @@
         </w:tc>
       </w:tr>
       <w:tr>
-        <w:trPr>
-          <w:cantSplit/>
-        </w:trPr>
+        <w:trPr/>
         <w:tc>
           <w:tcPr>
             <w:tcW w:type="dxa" w:w="2952"/>
@@ -6201,9 +6046,7 @@
         </w:tc>
       </w:tr>
       <w:tr>
-        <w:trPr>
-          <w:cantSplit/>
-        </w:trPr>
+        <w:trPr/>
         <w:tc>
           <w:tcPr>
             <w:tcW w:type="dxa" w:w="2952"/>
@@ -6264,9 +6107,7 @@
         </w:tc>
       </w:tr>
       <w:tr>
-        <w:trPr>
-          <w:cantSplit/>
-        </w:trPr>
+        <w:trPr/>
         <w:tc>
           <w:tcPr>
             <w:tcW w:type="dxa" w:w="2952"/>
@@ -6329,9 +6170,7 @@
         </w:tc>
       </w:tr>
       <w:tr>
-        <w:trPr>
-          <w:cantSplit/>
-        </w:trPr>
+        <w:trPr/>
         <w:tc>
           <w:tcPr>
             <w:tcW w:type="dxa" w:w="2952"/>
@@ -6390,9 +6229,7 @@
         </w:tc>
       </w:tr>
       <w:tr>
-        <w:trPr>
-          <w:cantSplit/>
-        </w:trPr>
+        <w:trPr/>
         <w:tc>
           <w:tcPr>
             <w:tcW w:type="dxa" w:w="2952"/>
@@ -6453,9 +6290,7 @@
         </w:tc>
       </w:tr>
       <w:tr>
-        <w:trPr>
-          <w:cantSplit/>
-        </w:trPr>
+        <w:trPr/>
         <w:tc>
           <w:tcPr>
             <w:tcW w:type="dxa" w:w="2952"/>
@@ -6514,9 +6349,7 @@
         </w:tc>
       </w:tr>
       <w:tr>
-        <w:trPr>
-          <w:cantSplit/>
-        </w:trPr>
+        <w:trPr/>
         <w:tc>
           <w:tcPr>
             <w:tcW w:type="dxa" w:w="2952"/>
@@ -6669,9 +6502,7 @@
         </w:tc>
       </w:tr>
       <w:tr>
-        <w:trPr>
-          <w:cantSplit/>
-        </w:trPr>
+        <w:trPr/>
         <w:tc>
           <w:tcPr>
             <w:tcW w:type="dxa" w:w="2952"/>
@@ -6732,9 +6563,7 @@
         </w:tc>
       </w:tr>
       <w:tr>
-        <w:trPr>
-          <w:cantSplit/>
-        </w:trPr>
+        <w:trPr/>
         <w:tc>
           <w:tcPr>
             <w:tcW w:type="dxa" w:w="2952"/>
@@ -6797,9 +6626,7 @@
         </w:tc>
       </w:tr>
       <w:tr>
-        <w:trPr>
-          <w:cantSplit/>
-        </w:trPr>
+        <w:trPr/>
         <w:tc>
           <w:tcPr>
             <w:tcW w:type="dxa" w:w="2952"/>
@@ -6858,9 +6685,7 @@
         </w:tc>
       </w:tr>
       <w:tr>
-        <w:trPr>
-          <w:cantSplit/>
-        </w:trPr>
+        <w:trPr/>
         <w:tc>
           <w:tcPr>
             <w:tcW w:type="dxa" w:w="2952"/>
@@ -6921,9 +6746,7 @@
         </w:tc>
       </w:tr>
       <w:tr>
-        <w:trPr>
-          <w:cantSplit/>
-        </w:trPr>
+        <w:trPr/>
         <w:tc>
           <w:tcPr>
             <w:tcW w:type="dxa" w:w="2952"/>
@@ -6982,9 +6805,7 @@
         </w:tc>
       </w:tr>
       <w:tr>
-        <w:trPr>
-          <w:cantSplit/>
-        </w:trPr>
+        <w:trPr/>
         <w:tc>
           <w:tcPr>
             <w:tcW w:type="dxa" w:w="2952"/>
@@ -7137,9 +6958,7 @@
         </w:tc>
       </w:tr>
       <w:tr>
-        <w:trPr>
-          <w:cantSplit/>
-        </w:trPr>
+        <w:trPr/>
         <w:tc>
           <w:tcPr>
             <w:tcW w:type="dxa" w:w="2952"/>
@@ -7200,9 +7019,7 @@
         </w:tc>
       </w:tr>
       <w:tr>
-        <w:trPr>
-          <w:cantSplit/>
-        </w:trPr>
+        <w:trPr/>
         <w:tc>
           <w:tcPr>
             <w:tcW w:type="dxa" w:w="2952"/>
@@ -7265,9 +7082,7 @@
         </w:tc>
       </w:tr>
       <w:tr>
-        <w:trPr>
-          <w:cantSplit/>
-        </w:trPr>
+        <w:trPr/>
         <w:tc>
           <w:tcPr>
             <w:tcW w:type="dxa" w:w="2952"/>
@@ -7326,9 +7141,7 @@
         </w:tc>
       </w:tr>
       <w:tr>
-        <w:trPr>
-          <w:cantSplit/>
-        </w:trPr>
+        <w:trPr/>
         <w:tc>
           <w:tcPr>
             <w:tcW w:type="dxa" w:w="2952"/>
@@ -7389,9 +7202,7 @@
         </w:tc>
       </w:tr>
       <w:tr>
-        <w:trPr>
-          <w:cantSplit/>
-        </w:trPr>
+        <w:trPr/>
         <w:tc>
           <w:tcPr>
             <w:tcW w:type="dxa" w:w="2952"/>
@@ -7450,9 +7261,7 @@
         </w:tc>
       </w:tr>
       <w:tr>
-        <w:trPr>
-          <w:cantSplit/>
-        </w:trPr>
+        <w:trPr/>
         <w:tc>
           <w:tcPr>
             <w:tcW w:type="dxa" w:w="2952"/>
@@ -7605,9 +7414,7 @@
         </w:tc>
       </w:tr>
       <w:tr>
-        <w:trPr>
-          <w:cantSplit/>
-        </w:trPr>
+        <w:trPr/>
         <w:tc>
           <w:tcPr>
             <w:tcW w:type="dxa" w:w="2952"/>
@@ -7668,9 +7475,7 @@
         </w:tc>
       </w:tr>
       <w:tr>
-        <w:trPr>
-          <w:cantSplit/>
-        </w:trPr>
+        <w:trPr/>
         <w:tc>
           <w:tcPr>
             <w:tcW w:type="dxa" w:w="2952"/>
@@ -7733,9 +7538,7 @@
         </w:tc>
       </w:tr>
       <w:tr>
-        <w:trPr>
-          <w:cantSplit/>
-        </w:trPr>
+        <w:trPr/>
         <w:tc>
           <w:tcPr>
             <w:tcW w:type="dxa" w:w="2952"/>
@@ -7794,9 +7597,7 @@
         </w:tc>
       </w:tr>
       <w:tr>
-        <w:trPr>
-          <w:cantSplit/>
-        </w:trPr>
+        <w:trPr/>
         <w:tc>
           <w:tcPr>
             <w:tcW w:type="dxa" w:w="2952"/>
@@ -7857,9 +7658,7 @@
         </w:tc>
       </w:tr>
       <w:tr>
-        <w:trPr>
-          <w:cantSplit/>
-        </w:trPr>
+        <w:trPr/>
         <w:tc>
           <w:tcPr>
             <w:tcW w:type="dxa" w:w="2952"/>
@@ -7918,9 +7717,7 @@
         </w:tc>
       </w:tr>
       <w:tr>
-        <w:trPr>
-          <w:cantSplit/>
-        </w:trPr>
+        <w:trPr/>
         <w:tc>
           <w:tcPr>
             <w:tcW w:type="dxa" w:w="2952"/>
@@ -8073,9 +7870,7 @@
         </w:tc>
       </w:tr>
       <w:tr>
-        <w:trPr>
-          <w:cantSplit/>
-        </w:trPr>
+        <w:trPr/>
         <w:tc>
           <w:tcPr>
             <w:tcW w:type="dxa" w:w="2952"/>
@@ -8136,9 +7931,7 @@
         </w:tc>
       </w:tr>
       <w:tr>
-        <w:trPr>
-          <w:cantSplit/>
-        </w:trPr>
+        <w:trPr/>
         <w:tc>
           <w:tcPr>
             <w:tcW w:type="dxa" w:w="2952"/>
@@ -8201,9 +7994,7 @@
         </w:tc>
       </w:tr>
       <w:tr>
-        <w:trPr>
-          <w:cantSplit/>
-        </w:trPr>
+        <w:trPr/>
         <w:tc>
           <w:tcPr>
             <w:tcW w:type="dxa" w:w="2952"/>
@@ -8262,9 +8053,7 @@
         </w:tc>
       </w:tr>
       <w:tr>
-        <w:trPr>
-          <w:cantSplit/>
-        </w:trPr>
+        <w:trPr/>
         <w:tc>
           <w:tcPr>
             <w:tcW w:type="dxa" w:w="2952"/>
@@ -8325,9 +8114,7 @@
         </w:tc>
       </w:tr>
       <w:tr>
-        <w:trPr>
-          <w:cantSplit/>
-        </w:trPr>
+        <w:trPr/>
         <w:tc>
           <w:tcPr>
             <w:tcW w:type="dxa" w:w="2952"/>
@@ -8386,9 +8173,7 @@
         </w:tc>
       </w:tr>
       <w:tr>
-        <w:trPr>
-          <w:cantSplit/>
-        </w:trPr>
+        <w:trPr/>
         <w:tc>
           <w:tcPr>
             <w:tcW w:type="dxa" w:w="2952"/>
@@ -8541,9 +8326,7 @@
         </w:tc>
       </w:tr>
       <w:tr>
-        <w:trPr>
-          <w:cantSplit/>
-        </w:trPr>
+        <w:trPr/>
         <w:tc>
           <w:tcPr>
             <w:tcW w:type="dxa" w:w="2952"/>
@@ -8604,9 +8387,7 @@
         </w:tc>
       </w:tr>
       <w:tr>
-        <w:trPr>
-          <w:cantSplit/>
-        </w:trPr>
+        <w:trPr/>
         <w:tc>
           <w:tcPr>
             <w:tcW w:type="dxa" w:w="2952"/>
@@ -8669,9 +8450,7 @@
         </w:tc>
       </w:tr>
       <w:tr>
-        <w:trPr>
-          <w:cantSplit/>
-        </w:trPr>
+        <w:trPr/>
         <w:tc>
           <w:tcPr>
             <w:tcW w:type="dxa" w:w="2952"/>
@@ -8730,9 +8509,7 @@
         </w:tc>
       </w:tr>
       <w:tr>
-        <w:trPr>
-          <w:cantSplit/>
-        </w:trPr>
+        <w:trPr/>
         <w:tc>
           <w:tcPr>
             <w:tcW w:type="dxa" w:w="2952"/>
@@ -8793,9 +8570,7 @@
         </w:tc>
       </w:tr>
       <w:tr>
-        <w:trPr>
-          <w:cantSplit/>
-        </w:trPr>
+        <w:trPr/>
         <w:tc>
           <w:tcPr>
             <w:tcW w:type="dxa" w:w="2952"/>
@@ -8854,9 +8629,7 @@
         </w:tc>
       </w:tr>
       <w:tr>
-        <w:trPr>
-          <w:cantSplit/>
-        </w:trPr>
+        <w:trPr/>
         <w:tc>
           <w:tcPr>
             <w:tcW w:type="dxa" w:w="2952"/>
@@ -9009,9 +8782,7 @@
         </w:tc>
       </w:tr>
       <w:tr>
-        <w:trPr>
-          <w:cantSplit/>
-        </w:trPr>
+        <w:trPr/>
         <w:tc>
           <w:tcPr>
             <w:tcW w:type="dxa" w:w="2952"/>
@@ -9072,9 +8843,7 @@
         </w:tc>
       </w:tr>
       <w:tr>
-        <w:trPr>
-          <w:cantSplit/>
-        </w:trPr>
+        <w:trPr/>
         <w:tc>
           <w:tcPr>
             <w:tcW w:type="dxa" w:w="2952"/>
@@ -9137,9 +8906,7 @@
         </w:tc>
       </w:tr>
       <w:tr>
-        <w:trPr>
-          <w:cantSplit/>
-        </w:trPr>
+        <w:trPr/>
         <w:tc>
           <w:tcPr>
             <w:tcW w:type="dxa" w:w="2952"/>
@@ -9198,9 +8965,7 @@
         </w:tc>
       </w:tr>
       <w:tr>
-        <w:trPr>
-          <w:cantSplit/>
-        </w:trPr>
+        <w:trPr/>
         <w:tc>
           <w:tcPr>
             <w:tcW w:type="dxa" w:w="2952"/>
@@ -9261,9 +9026,7 @@
         </w:tc>
       </w:tr>
       <w:tr>
-        <w:trPr>
-          <w:cantSplit/>
-        </w:trPr>
+        <w:trPr/>
         <w:tc>
           <w:tcPr>
             <w:tcW w:type="dxa" w:w="2952"/>
@@ -9322,9 +9085,7 @@
         </w:tc>
       </w:tr>
       <w:tr>
-        <w:trPr>
-          <w:cantSplit/>
-        </w:trPr>
+        <w:trPr/>
         <w:tc>
           <w:tcPr>
             <w:tcW w:type="dxa" w:w="2952"/>
@@ -9477,9 +9238,7 @@
         </w:tc>
       </w:tr>
       <w:tr>
-        <w:trPr>
-          <w:cantSplit/>
-        </w:trPr>
+        <w:trPr/>
         <w:tc>
           <w:tcPr>
             <w:tcW w:type="dxa" w:w="2952"/>
@@ -9540,9 +9299,7 @@
         </w:tc>
       </w:tr>
       <w:tr>
-        <w:trPr>
-          <w:cantSplit/>
-        </w:trPr>
+        <w:trPr/>
         <w:tc>
           <w:tcPr>
             <w:tcW w:type="dxa" w:w="2952"/>
@@ -9605,9 +9362,7 @@
         </w:tc>
       </w:tr>
       <w:tr>
-        <w:trPr>
-          <w:cantSplit/>
-        </w:trPr>
+        <w:trPr/>
         <w:tc>
           <w:tcPr>
             <w:tcW w:type="dxa" w:w="2952"/>
@@ -9666,9 +9421,7 @@
         </w:tc>
       </w:tr>
       <w:tr>
-        <w:trPr>
-          <w:cantSplit/>
-        </w:trPr>
+        <w:trPr/>
         <w:tc>
           <w:tcPr>
             <w:tcW w:type="dxa" w:w="2952"/>
@@ -9729,9 +9482,7 @@
         </w:tc>
       </w:tr>
       <w:tr>
-        <w:trPr>
-          <w:cantSplit/>
-        </w:trPr>
+        <w:trPr/>
         <w:tc>
           <w:tcPr>
             <w:tcW w:type="dxa" w:w="2952"/>
@@ -9790,9 +9541,7 @@
         </w:tc>
       </w:tr>
       <w:tr>
-        <w:trPr>
-          <w:cantSplit/>
-        </w:trPr>
+        <w:trPr/>
         <w:tc>
           <w:tcPr>
             <w:tcW w:type="dxa" w:w="2952"/>
@@ -9945,9 +9694,7 @@
         </w:tc>
       </w:tr>
       <w:tr>
-        <w:trPr>
-          <w:cantSplit/>
-        </w:trPr>
+        <w:trPr/>
         <w:tc>
           <w:tcPr>
             <w:tcW w:type="dxa" w:w="2952"/>
@@ -10008,9 +9755,7 @@
         </w:tc>
       </w:tr>
       <w:tr>
-        <w:trPr>
-          <w:cantSplit/>
-        </w:trPr>
+        <w:trPr/>
         <w:tc>
           <w:tcPr>
             <w:tcW w:type="dxa" w:w="2952"/>
@@ -10073,9 +9818,7 @@
         </w:tc>
       </w:tr>
       <w:tr>
-        <w:trPr>
-          <w:cantSplit/>
-        </w:trPr>
+        <w:trPr/>
         <w:tc>
           <w:tcPr>
             <w:tcW w:type="dxa" w:w="2952"/>
@@ -10134,9 +9877,7 @@
         </w:tc>
       </w:tr>
       <w:tr>
-        <w:trPr>
-          <w:cantSplit/>
-        </w:trPr>
+        <w:trPr/>
         <w:tc>
           <w:tcPr>
             <w:tcW w:type="dxa" w:w="2952"/>
@@ -10197,9 +9938,7 @@
         </w:tc>
       </w:tr>
       <w:tr>
-        <w:trPr>
-          <w:cantSplit/>
-        </w:trPr>
+        <w:trPr/>
         <w:tc>
           <w:tcPr>
             <w:tcW w:type="dxa" w:w="2952"/>
@@ -10258,9 +9997,7 @@
         </w:tc>
       </w:tr>
       <w:tr>
-        <w:trPr>
-          <w:cantSplit/>
-        </w:trPr>
+        <w:trPr/>
         <w:tc>
           <w:tcPr>
             <w:tcW w:type="dxa" w:w="2952"/>
@@ -10413,9 +10150,7 @@
         </w:tc>
       </w:tr>
       <w:tr>
-        <w:trPr>
-          <w:cantSplit/>
-        </w:trPr>
+        <w:trPr/>
         <w:tc>
           <w:tcPr>
             <w:tcW w:type="dxa" w:w="2952"/>
@@ -10476,9 +10211,7 @@
         </w:tc>
       </w:tr>
       <w:tr>
-        <w:trPr>
-          <w:cantSplit/>
-        </w:trPr>
+        <w:trPr/>
         <w:tc>
           <w:tcPr>
             <w:tcW w:type="dxa" w:w="2952"/>
@@ -10541,9 +10274,7 @@
         </w:tc>
       </w:tr>
       <w:tr>
-        <w:trPr>
-          <w:cantSplit/>
-        </w:trPr>
+        <w:trPr/>
         <w:tc>
           <w:tcPr>
             <w:tcW w:type="dxa" w:w="2952"/>
@@ -10602,9 +10333,7 @@
         </w:tc>
       </w:tr>
       <w:tr>
-        <w:trPr>
-          <w:cantSplit/>
-        </w:trPr>
+        <w:trPr/>
         <w:tc>
           <w:tcPr>
             <w:tcW w:type="dxa" w:w="2952"/>
@@ -10665,9 +10394,7 @@
         </w:tc>
       </w:tr>
       <w:tr>
-        <w:trPr>
-          <w:cantSplit/>
-        </w:trPr>
+        <w:trPr/>
         <w:tc>
           <w:tcPr>
             <w:tcW w:type="dxa" w:w="2952"/>
@@ -10726,9 +10453,7 @@
         </w:tc>
       </w:tr>
       <w:tr>
-        <w:trPr>
-          <w:cantSplit/>
-        </w:trPr>
+        <w:trPr/>
         <w:tc>
           <w:tcPr>
             <w:tcW w:type="dxa" w:w="2952"/>
@@ -10881,9 +10606,7 @@
         </w:tc>
       </w:tr>
       <w:tr>
-        <w:trPr>
-          <w:cantSplit/>
-        </w:trPr>
+        <w:trPr/>
         <w:tc>
           <w:tcPr>
             <w:tcW w:type="dxa" w:w="2952"/>
@@ -10944,9 +10667,7 @@
         </w:tc>
       </w:tr>
       <w:tr>
-        <w:trPr>
-          <w:cantSplit/>
-        </w:trPr>
+        <w:trPr/>
         <w:tc>
           <w:tcPr>
             <w:tcW w:type="dxa" w:w="2952"/>
@@ -11009,9 +10730,7 @@
         </w:tc>
       </w:tr>
       <w:tr>
-        <w:trPr>
-          <w:cantSplit/>
-        </w:trPr>
+        <w:trPr/>
         <w:tc>
           <w:tcPr>
             <w:tcW w:type="dxa" w:w="2952"/>
@@ -11070,9 +10789,7 @@
         </w:tc>
       </w:tr>
       <w:tr>
-        <w:trPr>
-          <w:cantSplit/>
-        </w:trPr>
+        <w:trPr/>
         <w:tc>
           <w:tcPr>
             <w:tcW w:type="dxa" w:w="2952"/>
@@ -11133,9 +10850,7 @@
         </w:tc>
       </w:tr>
       <w:tr>
-        <w:trPr>
-          <w:cantSplit/>
-        </w:trPr>
+        <w:trPr/>
         <w:tc>
           <w:tcPr>
             <w:tcW w:type="dxa" w:w="2952"/>
@@ -11194,9 +10909,7 @@
         </w:tc>
       </w:tr>
       <w:tr>
-        <w:trPr>
-          <w:cantSplit/>
-        </w:trPr>
+        <w:trPr/>
         <w:tc>
           <w:tcPr>
             <w:tcW w:type="dxa" w:w="2952"/>
@@ -11365,9 +11078,6 @@
         </w:tc>
       </w:tr>
       <w:tr>
-        <w:trPr>
-          <w:cantSplit/>
-        </w:trPr>
         <w:tc>
           <w:tcPr>
             <w:tcW w:type="dxa" w:w="3096"/>
@@ -11428,9 +11138,6 @@
         </w:tc>
       </w:tr>
       <w:tr>
-        <w:trPr>
-          <w:cantSplit/>
-        </w:trPr>
         <w:tc>
           <w:tcPr>
             <w:tcW w:type="dxa" w:w="3096"/>
@@ -11493,9 +11200,6 @@
         </w:tc>
       </w:tr>
       <w:tr>
-        <w:trPr>
-          <w:cantSplit/>
-        </w:trPr>
         <w:tc>
           <w:tcPr>
             <w:tcW w:type="dxa" w:w="3096"/>
@@ -11542,7 +11246,9 @@
               <w:spacing w:before="40" w:after="40" w:line="341" w:lineRule="auto"/>
               <w:jc w:val="left"/>
             </w:pPr>
-            <w:r/>
+            <w:r>
+              <w:t>00:00–00:52以荀未来开篇立命金句“两三万解决不了我的问题，二三十万、两三百万，都不如我自己来左右一次人生”切入，随即亮出第一重反转——改命暴富后依然导致舒图血泊车祸（“赵左右，富有到底给你带来了什么？”）；00:53–01:54亮出第二重反转——66岁赵了“再次回去 阻止改命”，配合16岁赵左右捡起日历念出荀未来写的红字“你选的未来，问过我想要吗？”，将三代夺命推向高潮；01:55–02:43以擦黑板特写切入荀未来向前走去的片段、伴随主题曲《别再渴望》与【人生是一场巨大的后知后觉】，最后定格在童年三个雪人背影与“老师说，三人成众。你现在不是一个人了，没人再敢欺负你了”。</w:t>
+            </w:r>
             <w:r>
               <w:rPr>
                 <w:rFonts w:ascii="Times New Roman" w:hAnsi="Times New Roman" w:eastAsia="宋体"/>
@@ -11550,15 +11256,11 @@
                 <w:color w:val="191919"/>
                 <w:sz w:val="19"/>
               </w:rPr>
-              <w:t>00:00–00:52以荀未来开篇立命金句“两三万解决不了我的问题，二三十万、两三百万，都不如我自己来左右一次人生”切入，随即亮出第一重反转——改命暴富后依然导致舒图血泊车祸（“赵左右，富有到底给你带来了什么？”）；00:53–01:54亮出第二重反转——66岁赵了“再次回去 阻止改命”，配合16岁赵左右捡起日历念出荀未来写的红字“你选的未来，问过我想要吗？”，将三代夺命推向高潮；01:55–02:43黑板擦去雪人、切入主题曲《别再渴望》与【人生是一场巨大的后知后觉】，最后定格在童年三个雪人背影与“老师说，三人成众。你现在不是一个人了，没人再敢欺负你了”。</w:t>
             </w:r>
           </w:p>
         </w:tc>
       </w:tr>
       <w:tr>
-        <w:trPr>
-          <w:cantSplit/>
-        </w:trPr>
         <w:tc>
           <w:tcPr>
             <w:tcW w:type="dxa" w:w="3096"/>

--- a/00_全流程把控总纲与六大核心把控尺/01_六大核心把控尺深度专著/06_《全流程把控尺六：〈三人行〉全24集逐集五幕节拍、三本时间账信息差与三代人物弧光深度内参》.docx
+++ b/00_全流程把控总纲与六大核心把控尺/01_六大核心把控尺深度专著/06_《全流程把控尺六：〈三人行〉全24集逐集五幕节拍、三本时间账信息差与三代人物弧光深度内参》.docx
@@ -11102,9 +11102,11 @@
                 <w:color w:val="191919"/>
                 <w:sz w:val="19"/>
               </w:rPr>
-              <w:t>第一支：《先导预告片》（01:25）</w:t>
+              <w:t>第一阶：《三人行先导预告片》（01:25）</w:t>
               <w:br/>
-              <w:t>【先导重“奇”——立高概念与外部救赎危机】</w:t>
+              <w:t>【立高概念·抛外部危机】</w:t>
+              <w:br/>
+              <w:t>（先导重“奇”）</w:t>
             </w:r>
           </w:p>
         </w:tc>
@@ -11132,7 +11134,17 @@
                 <w:color w:val="191919"/>
                 <w:sz w:val="19"/>
               </w:rPr>
-              <w:t>00:00–00:19以2033雪后陵园献花倒切2008年16岁生日吹蜡烛与“苟未来”假身份证报到；00:20–00:35用一句“你为舒图的死而来……所以说，有三个赵左右，同时存在于2008年”亮明核心设定；00:36–01:13用快切冲突配“三个我 抢夺人生”字幕卡拉满张力；01:14–01:25以父母深夜目送三人背影说出“他俩也跟左右似的，马马虎虎的，像孩子一样”温柔收尾，一秒立住“奇幻悬疑外壳＋亲情治愈内核”。</w:t>
+              <w:t>• 【核心宣发任务】：用最短时间让观众看懂“这是什么奇幻设定、为什么要穿越”，并以亲情余韵收尾。</w:t>
+              <w:br/>
+              <w:t>• 【原片逐镜画面与台词精解】：</w:t>
+              <w:br/>
+              <w:t xml:space="preserve">  1. 00:00–00:08 2033殡仪馆与看台回望：以2033年清冷殡仪馆广场花圈开场，66岁赵了画外音发问“回去啊……回哪儿去啊”，切至41岁荀未来穿黑大衣低头沉思，以及雪地看台上16岁赵左右走向边缘、荀未来倚栏回望；</w:t>
+              <w:br/>
+              <w:t xml:space="preserve">  2. 00:09–00:19 2008生日蜡烛与三代亮牌：切入3200K暖黄家庭餐厅，16岁赵左右在父母陪伴下吹灭“16”岁生日蜡烛（浮现黄色大字「2008」）；高一教室里全班鼓掌（小赵：“今天班里来了个新同学”），荀未来穿校服配棕色棉服亮出“苟未来”假证件（“他们认不出我”），66岁赵了戴黑礼帽站在校园铁栏外注视并念出“苟未来”；</w:t>
+              <w:br/>
+              <w:t xml:space="preserve">  3. 00:20–00:35 救妻动机与三代同框：古董挂钟齿轮转动，赵了画外音点破核心动机：“你为舒图的死而来，我能理解。但是如果从根本上切断这段感情的话，舒图一样不会死”；画面闪现教室里戴圆眼镜的16岁徐图图与雨夜黄笑脸透明伞下的悲伤，随即定格在黑夜飘雪中16岁赵左右、41岁荀未来、66岁赵了三人同框，画外音一锤定音：“所以说，有三个赵左右，同时存在于二零零八年”；</w:t>
+              <w:br/>
+              <w:t xml:space="preserve">  4. 00:36–01:25 三大字幕卡快切冲突与父母街头目送：依次打出【三个我 抢夺人生】（配16岁小赵质问“你选的未来，问过我想要吗？”、洗手间撕扯试卷、502照片墙对峙）、【只是 时间的玩笑？】（配雨夜侧翻车祸血泊）、【骗过时间】（配501室五人三代同桌碰杯、小赵背荀未来走廊狂奔、“我们虽然是一个人，但同时也是三个人。是同学，是邻居，是朋友”、“我们得夺回我们的人生”及拉开502黑帘）；片名后以风雪夜街头三个背影并肩远去、母亲刘美奕依偎在父亲赵东来身旁含泪说出“他俩也跟左右似的，马马虎虎的，像孩子一样”温暖收束。</w:t>
             </w:r>
           </w:p>
         </w:tc>
@@ -11163,9 +11175,11 @@
                 <w:color w:val="191919"/>
                 <w:sz w:val="19"/>
               </w:rPr>
-              <w:t>第二支：《最新预告》（01:33）</w:t>
+              <w:t>第二阶：《三人行最新预告》（01:33）</w:t>
               <w:br/>
-              <w:t>【中段重“斗”——转入内部权力争夺与代际审判】</w:t>
+              <w:t>【转内部博弈·揭代际审判】</w:t>
+              <w:br/>
+              <w:t>（中段重“斗”）</w:t>
             </w:r>
           </w:p>
         </w:tc>
@@ -11194,7 +11208,15 @@
                 <w:color w:val="191919"/>
                 <w:sz w:val="19"/>
               </w:rPr>
-              <w:t>00:00–00:13以猜保险箱生日密码的轻喜对话开场；00:14–00:51用“66岁、41岁、16岁同姿躺床”分屏引爆三代内部审判——66岁居高临下（“只有到了我这个年纪，才能真正明白自己究竟想要什么样的人生”）、41岁委屈反扑（“不管我怎么想努力想改变，你都站在未来的高处审判着我，觉得我是个失败者，是吧？”）、16岁沦为承受者（“理想的梦你来做，现实的罪我来遭”）；结尾以“我们是一个人，这样……不算自私吧”抛出道德困境。</w:t>
+              <w:t>• 【核心宣发任务】：当观众已知晓“三个我”设定后，深挖“同一个人为什么会自己打自己”的内部权力审判与涟漪效应。</w:t>
+              <w:br/>
+              <w:t>• 【原片逐镜画面与台词精解】：</w:t>
+              <w:br/>
+              <w:t xml:space="preserve">  1. 00:00–00:22 猜生日密码轻喜破题与三屏同姿平躺：以2008雪林全景与502室猜保险箱密码开场（小赵：“你知道密码吗？”荀未来：“一般都是生日吧。”赵了：“他没有告诉我，但是我应该能猜对才对啊。”小赵：“怎么可能用我的生日当密码啊！”），打出白底黑字卡【我们仨是一个人 真的】；随即切入荀未来骂“老东西”、赵了摔物品吐槽“他还有理了”，并定格在“左66岁赵了、中41岁荀未来、右16岁赵左右”三屏同姿平躺分屏镜头；</w:t>
+              <w:br/>
+              <w:t xml:space="preserve">  2. 00:23–00:52 代际审判与衣领对峙：伴随字幕卡【唯一人生 听谁的？】与【回到过去 唯独不熟悉自己】，16岁小赵抗议“理想的梦你来做，现实的罪我来遭”，66岁赵了居高临下宣告“只有到了我这个年纪，才能真正明白自己究竟想要什么样的人生”，41岁荀未来在洗手间被赵了揪住衣领时愤怒反扑：“不管我怎么想努力、想改变，你都站在未来的高处审判着我，觉得我是个loser，是吧？！”；</w:t>
+              <w:br/>
+              <w:t xml:space="preserve">  3. 00:53–01:33 DV青春群像与墓碑伦理叩问：伴随字幕卡【那些人 那些事】与【也会因此改变吗？】，DV画幅展现徐图图食堂大口吃饭、小赵举DV拍摄、少年陈明正脸特写、客厅比耶合影，紧接着切至2033年阳光下荀未来悲伤抚摸陈明电子墓碑、小赵端详黄色透光鹅卵石、009号合同签名，以“我们是一个人，这样……不算自私吧”将伦理困境推向高潮。</w:t>
             </w:r>
           </w:p>
         </w:tc>
@@ -11224,9 +11246,11 @@
                 <w:color w:val="191919"/>
                 <w:sz w:val="19"/>
               </w:rPr>
-              <w:t>第三支：《开播终极预告》（02:43）</w:t>
+              <w:t>第三阶：《三人行开播终极预告》（02:43）</w:t>
               <w:br/>
-              <w:t>【终极重“魂”——亮出改命代价双反转与哲学母题升华】</w:t>
+              <w:t>【亮因果闭环·暖光教室回望】</w:t>
+              <w:br/>
+              <w:t>（终极重“魂”）</w:t>
             </w:r>
           </w:p>
         </w:tc>
@@ -11246,9 +11270,7 @@
               <w:spacing w:before="40" w:after="40" w:line="341" w:lineRule="auto"/>
               <w:jc w:val="left"/>
             </w:pPr>
-            <w:r>
-              <w:t>00:00–00:52以荀未来开篇立命金句“两三万解决不了我的问题，二三十万、两三百万，都不如我自己来左右一次人生”切入，随即亮出第一重反转——改命暴富后依然导致舒图血泊车祸（“赵左右，富有到底给你带来了什么？”）；00:53–01:54亮出第二重反转——66岁赵了“再次回去 阻止改命”，配合16岁赵左右捡起日历念出荀未来写的红字“你选的未来，问过我想要吗？”，将三代夺命推向高潮；01:55–02:43以擦黑板特写切入荀未来向前走去的片段、伴随主题曲《别再渴望》与【人生是一场巨大的后知后觉】，最后定格在童年三个雪人背影与“老师说，三人成众。你现在不是一个人了，没人再敢欺负你了”。</w:t>
-            </w:r>
+            <w:r/>
             <w:r>
               <w:rPr>
                 <w:rFonts w:ascii="Times New Roman" w:hAnsi="Times New Roman" w:eastAsia="宋体"/>
@@ -11256,6 +11278,15 @@
                 <w:color w:val="191919"/>
                 <w:sz w:val="19"/>
               </w:rPr>
+              <w:t>• 【核心宣发任务】：开播前临门一脚，掀开“一穿改命暴富 ➔ 酿成丧妻惨剧 ➔ 二穿阻止改命 ➔ 三人夺命失控 ➔ 夕阳暖光教室回望与童年初心和解”的完整弧光。</w:t>
+              <w:br/>
+              <w:t>• 【原片逐镜画面与台词精解】：</w:t>
+              <w:br/>
+              <w:t xml:space="preserve">  1. 00:00–00:52 第一重反转（改命的代价）：以41岁荀未来在有轨电车内接过信封及独白“两三万，解决不了我的问题。二三十万，两三百万，都不如我自己，来左右一次人生”开篇，打出【回到过去 改变命运】；旋即切至雨夜车祸现场白衣女子倒在血泊中，66岁赵了画外音诘问：“赵左右，富有到底给你带来了什么？如果当初你没有回到2008年，没有改变命运，起码你还知道自己真正应该珍视的，究竟是什么”；</w:t>
+              <w:br/>
+              <w:t xml:space="preserve">  2. 00:53–01:54 第二重反转（阻止改命与全面失控）：连续打出【再次回去 阻止改命】【三个我 抢夺人生】【时间的三重回响】【人生的无数可能】四张字幕卡，展现赵了与荀未来冲突、16岁小赵读出日历红字“你选的未来，问过我想要吗？”、分科与志愿连环变卦（学理科➔学文当心理学家➔去电视台赚大钱）、吃播视频爆火及小赵呐喊“我得活出一个我想要的未来”；</w:t>
+              <w:br/>
+              <w:t xml:space="preserve">  3. 01:55–02:43 暖光教室过道前行、青春群像与三个雪人初心定格：01:55浮现水墨旋涡题眼卡【人生是一场巨大的后知后觉】；01:56镜头给到教室黑板前穿校服的学生拿黑板擦擦除黑板上的粉笔画，随即画面自然转入充满温暖夕阳逆光的2008年高中教室全景（01:57–01:58）——刚来到2008年的41岁荀未来身穿深棕色棉服，沿着洒满暖光的课桌过道缓缓向教室前方走去，环顾四周自习的年轻同学，伴随荀未来独白：“来到2008年，像一次毫无准备的长途旅行。这里有我熟悉的人，却唯独没那么熟悉自己”；紧接着依次闪现66岁赵了窗边微笑、雪夜树林16岁徐图图紧紧抱住撑黄伞蹲地的41岁舒图、雪后校园林荫道四人组（16岁赵左右、搭着他肩膀的罗爱文、16岁徐图图、王一漫）并肩走来、荀未来在孔子像雪地抬手遮挡暖阳微笑、全员高光群像（左额带血坚毅仰望的16岁赵左右、握热饮前行的66岁赵了、教室回眸甜笑的16岁徐图图、阳光阳台侧立的王一漫、雪地依偎含泪微笑的父母赵东来与刘美奕、眼神清澈坚定的少年陈明、工位前的肖雪、伞下含泪仰望的41岁舒图）以及夜行有轨电车内66岁赵了、16岁赵左右、41岁荀未来三代人并排搂肩大笑；最后定格在1998雪夜戴雷锋帽的6岁幼年赵左右站在三个小雪人前的背影与童音独白：“老师说，三人成众。你现在不是一个人了，没人再敢欺负你了。”</w:t>
             </w:r>
           </w:p>
         </w:tc>
@@ -11324,6 +11355,72 @@
               <w:t>• 特辑三《时间的玩笑》：拆解16岁小太阳徐图图与41岁“32度冷漠外表下滚烫内心”舒图的双生女性救赎；</w:t>
               <w:br/>
               <w:t>• 特辑四《八中的朋友》：拆解王一漫、陈明、罗爱文如何与主角构成青春互补光谱。</w:t>
+            </w:r>
+          </w:p>
+        </w:tc>
+      </w:tr>
+      <w:tr>
+        <w:tc>
+          <w:tcPr>
+            <w:tcW w:type="dxa" w:w="3096"/>
+            <w:vAlign w:val="center"/>
+            <w:tcMar>
+              <w:top w:w="105" w:type="dxa"/>
+              <w:bottom w:w="105" w:type="dxa"/>
+              <w:left w:w="145" w:type="dxa"/>
+              <w:right w:w="145" w:type="dxa"/>
+            </w:tcMar>
+          </w:tcPr>
+          <w:p>
+            <w:pPr>
+              <w:spacing w:before="40" w:after="40" w:line="341" w:lineRule="auto"/>
+              <w:jc w:val="left"/>
+            </w:pPr>
+            <w:r/>
+            <w:r>
+              <w:rPr>
+                <w:rFonts w:ascii="Times New Roman" w:hAnsi="Times New Roman" w:eastAsia="宋体"/>
+                <w:b/>
+                <w:color w:val="191919"/>
+                <w:sz w:val="19"/>
+              </w:rPr>
+              <w:t>全流程五维深度把控复盘</w:t>
+              <w:br/>
+              <w:t>【情绪出口·关系裂变·强场面·台词信息量·画面落地】</w:t>
+            </w:r>
+          </w:p>
+        </w:tc>
+        <w:tc>
+          <w:tcPr>
+            <w:tcW w:type="dxa" w:w="7272"/>
+            <w:vAlign w:val="center"/>
+            <w:tcMar>
+              <w:top w:w="105" w:type="dxa"/>
+              <w:bottom w:w="105" w:type="dxa"/>
+              <w:left w:w="145" w:type="dxa"/>
+              <w:right w:w="145" w:type="dxa"/>
+            </w:tcMar>
+          </w:tcPr>
+          <w:p>
+            <w:pPr>
+              <w:spacing w:before="40" w:after="40" w:line="341" w:lineRule="auto"/>
+              <w:jc w:val="left"/>
+            </w:pPr>
+            <w:r/>
+            <w:r>
+              <w:rPr>
+                <w:rFonts w:ascii="Times New Roman" w:hAnsi="Times New Roman" w:eastAsia="宋体"/>
+                <w:b w:val="0"/>
+                <w:color w:val="191919"/>
+                <w:sz w:val="19"/>
+              </w:rPr>
+              <w:t>• 优质内容核心：垂类出新＋找准亲情/友情/爱情三大情绪出口＋故事精彩度与强叙事驱动；</w:t>
+              <w:br/>
+              <w:t>• 人物关系裂变：三代自我从操控对立、结盟拆台、老黄历掉马宣战到生死并肩的四阶裂变；</w:t>
+              <w:br/>
+              <w:t>• 卖点与强场面：每集高密度强场面（五人同桌踩名片、雪夜翻垃圾桶、广播室自首、铁锤砸窗、四重时空麻辣烫叠影）；</w:t>
+              <w:br/>
+              <w:t>• 台词信息量与画面落地：杜绝无效水词，句句推动剧情或外化潜台词，并一对一转化为横向6列导演分镜脚本。</w:t>
             </w:r>
           </w:p>
         </w:tc>

--- a/00_全流程把控总纲与六大核心把控尺/01_六大核心把控尺深度专著/06_《全流程把控尺六：〈三人行〉全24集逐集五幕节拍、三本时间账信息差与三代人物弧光深度内参》.docx
+++ b/00_全流程把控总纲与六大核心把控尺/01_六大核心把控尺深度专著/06_《全流程把控尺六：〈三人行〉全24集逐集五幕节拍、三本时间账信息差与三代人物弧光深度内参》.docx
@@ -11094,7 +11094,13 @@
               <w:spacing w:before="40" w:after="40" w:line="341" w:lineRule="auto"/>
               <w:jc w:val="left"/>
             </w:pPr>
-            <w:r/>
+            <w:r>
+              <w:t>第一阶：《三人行先导预告片》（01:25）</w:t>
+              <w:br/>
+              <w:t>【立高概念·抛外部危机】</w:t>
+              <w:br/>
+              <w:t>（先导重“奇”）</w:t>
+            </w:r>
             <w:r>
               <w:rPr>
                 <w:rFonts w:ascii="Times New Roman" w:hAnsi="Times New Roman" w:eastAsia="宋体"/>
@@ -11102,11 +11108,6 @@
                 <w:color w:val="191919"/>
                 <w:sz w:val="19"/>
               </w:rPr>
-              <w:t>第一阶：《三人行先导预告片》（01:25）</w:t>
-              <w:br/>
-              <w:t>【立高概念·抛外部危机】</w:t>
-              <w:br/>
-              <w:t>（先导重“奇”）</w:t>
             </w:r>
           </w:p>
         </w:tc>
@@ -11126,7 +11127,21 @@
               <w:spacing w:before="40" w:after="40" w:line="341" w:lineRule="auto"/>
               <w:jc w:val="left"/>
             </w:pPr>
-            <w:r/>
+            <w:r>
+              <w:t>• 【核心宣发任务】：用最短时间让观众一秒看懂“三个不同年龄的同一个人在2008年相遇救妻”的高概念设定，并以父母雪夜目送的温情余韵收尾。</w:t>
+              <w:br/>
+              <w:t>• 【原片逐秒画面与台词精解（00:00—01:25）】：</w:t>
+              <w:br/>
+              <w:t xml:space="preserve">  1. 00:00–00:08（2033墓园献花与看台回望）：2033年雪后墓园，41岁荀未来身穿黑大衣在台阶处献花（浮现年份大字「2033」）；切至雪地看台栏杆旁，身穿白羽绒服的16岁赵左右朝倚栏回望的荀未来走来（伴随画外音：“回去啊？回哪儿去啊？”）；</w:t>
+              <w:br/>
+              <w:t xml:space="preserve">  2. 00:09–00:19（2008生日蜡烛与三代亮牌）：切入3200K暖黄家庭餐厅（浮现黄色大字「2008」），16岁赵左右在父亲赵东来、母亲刘美奕陪伴下吹灭16岁生日蜡烛；高一教室里全班鼓掌欢迎新同学（小赵：“今天班里来了个新同学”），41岁荀未来穿棕红棉服以转校生身份登场并亮出1988年出生的“苟未来”假身份证（“他们认不出我”）；雪地操场上荀未来与赵左右搭肩行走，铁栏杆外的66岁赵了（满头白发戴黑礼帽）凝视两人并念出“苟未来”；</w:t>
+              <w:br/>
+              <w:t xml:space="preserve">  3. 00:20–00:35（救妻动机与三代雪夜同框）：2058年实习生肖雪（齐刘海黑直发戴黑框眼镜）走出电梯通道，古董挂钟齿轮飞转；2008年高一教室里戴圆框眼镜的16岁徐图图举手，41岁舒图在雪夜撑着黄色叉眼笑脸透明雨伞回眸（赵了旁白：“你为舒图的死而来，我能理解。但是如果从根上切断这段感情的话，舒图一样不会死”）；紧接着切至黑夜飘雪中16岁赵左右、41岁荀未来、66岁赵了三人并肩同框，肖雪画外音一锤定音：“所以说，有三个赵左右，同时存在于二零零八年”；</w:t>
+              <w:br/>
+              <w:t xml:space="preserve">  4. 00:36–00:53（抢夺人生与2035车祸惨剧）：打出字幕卡【三个我 抢夺人生】，快切赵左右与荀未来在洗手间抢夺试卷对峙、红色出租车雪原疾驰、赵左右核对纸条与尝试输入保险箱密码（弹出Error），伴随16岁赵左右质问：“你选的未来，问过我想要吗？”；打出字幕卡【只是 时间的玩笑？】，切至侧翻轿车前白衣舒图倒在血泊中、中分及肩长卷发戴金丝眼镜的41岁荀未来（第11–12集造型）满脸惊恐错愕，以及66岁赵了在暗室抚摸照片落泪（“我还能再见你一面吗？”）、16岁徐图图在教室回眸甜笑、赵左右与高马尾校花王一漫走廊对话；</w:t>
+              <w:br/>
+              <w:t xml:space="preserve">  5. 00:54–01:25（三代同盟与父母雪夜目送）：徐图图戴白色笑脸毛线帽、赵左右背着戴黑框方镜的陈明在走廊奔跑（徐图图与王一漫在旁张望）、三代人在咖啡馆露台围坐吃烤串、501室五人三代（荀未来、赵了、赵左右与母亲刘美奕、父亲赵东来）同桌聚餐碰杯（“我们虽然是一个人，但同时也是三个人。是同学，是邻居，是朋友”）；打出【骗过时间】，41岁舒图吃巧克力饼干棒、肖雪在黑板前微笑、长卷发蓄须的荀未来在镜前整理头发，赵左右一把拉开502黑绒幕布露出贴满时间线推导的巨大黑板（“我们得夺回我们的人生”）；片名后，风雪夜街头16岁、66岁、41岁三个背影并肩远去，母亲刘美奕挽着父亲赵东来站在街边含泪说出：“他俩也跟左右似的，马马虎虎的，像孩子一样。”</w:t>
+            </w:r>
             <w:r>
               <w:rPr>
                 <w:rFonts w:ascii="Times New Roman" w:hAnsi="Times New Roman" w:eastAsia="宋体"/>
@@ -11134,17 +11149,6 @@
                 <w:color w:val="191919"/>
                 <w:sz w:val="19"/>
               </w:rPr>
-              <w:t>• 【核心宣发任务】：用最短时间让观众看懂“这是什么奇幻设定、为什么要穿越”，并以亲情余韵收尾。</w:t>
-              <w:br/>
-              <w:t>• 【原片逐镜画面与台词精解】：</w:t>
-              <w:br/>
-              <w:t xml:space="preserve">  1. 00:00–00:08 2033殡仪馆与看台回望：以2033年清冷殡仪馆广场花圈开场，66岁赵了画外音发问“回去啊……回哪儿去啊”，切至41岁荀未来穿黑大衣低头沉思，以及雪地看台上16岁赵左右走向边缘、荀未来倚栏回望；</w:t>
-              <w:br/>
-              <w:t xml:space="preserve">  2. 00:09–00:19 2008生日蜡烛与三代亮牌：切入3200K暖黄家庭餐厅，16岁赵左右在父母陪伴下吹灭“16”岁生日蜡烛（浮现黄色大字「2008」）；高一教室里全班鼓掌（小赵：“今天班里来了个新同学”），荀未来穿校服配棕色棉服亮出“苟未来”假证件（“他们认不出我”），66岁赵了戴黑礼帽站在校园铁栏外注视并念出“苟未来”；</w:t>
-              <w:br/>
-              <w:t xml:space="preserve">  3. 00:20–00:35 救妻动机与三代同框：古董挂钟齿轮转动，赵了画外音点破核心动机：“你为舒图的死而来，我能理解。但是如果从根本上切断这段感情的话，舒图一样不会死”；画面闪现教室里戴圆眼镜的16岁徐图图与雨夜黄笑脸透明伞下的悲伤，随即定格在黑夜飘雪中16岁赵左右、41岁荀未来、66岁赵了三人同框，画外音一锤定音：“所以说，有三个赵左右，同时存在于二零零八年”；</w:t>
-              <w:br/>
-              <w:t xml:space="preserve">  4. 00:36–01:25 三大字幕卡快切冲突与父母街头目送：依次打出【三个我 抢夺人生】（配16岁小赵质问“你选的未来，问过我想要吗？”、洗手间撕扯试卷、502照片墙对峙）、【只是 时间的玩笑？】（配雨夜侧翻车祸血泊）、【骗过时间】（配501室五人三代同桌碰杯、小赵背荀未来走廊狂奔、“我们虽然是一个人，但同时也是三个人。是同学，是邻居，是朋友”、“我们得夺回我们的人生”及拉开502黑帘）；片名后以风雪夜街头三个背影并肩远去、母亲刘美奕依偎在父亲赵东来身旁含泪说出“他俩也跟左右似的，马马虎虎的，像孩子一样”温暖收束。</w:t>
             </w:r>
           </w:p>
         </w:tc>
@@ -11167,7 +11171,13 @@
               <w:spacing w:before="40" w:after="40" w:line="341" w:lineRule="auto"/>
               <w:jc w:val="left"/>
             </w:pPr>
-            <w:r/>
+            <w:r>
+              <w:t>第二阶：《三人行最新预告》（01:33）</w:t>
+              <w:br/>
+              <w:t>【转内部博弈·揭代际审判】</w:t>
+              <w:br/>
+              <w:t>（中段重“斗”）</w:t>
+            </w:r>
             <w:r>
               <w:rPr>
                 <w:rFonts w:ascii="Times New Roman" w:hAnsi="Times New Roman" w:eastAsia="宋体"/>
@@ -11175,11 +11185,6 @@
                 <w:color w:val="191919"/>
                 <w:sz w:val="19"/>
               </w:rPr>
-              <w:t>第二阶：《三人行最新预告》（01:33）</w:t>
-              <w:br/>
-              <w:t>【转内部博弈·揭代际审判】</w:t>
-              <w:br/>
-              <w:t>（中段重“斗”）</w:t>
             </w:r>
           </w:p>
         </w:tc>
@@ -11200,7 +11205,19 @@
               <w:spacing w:before="40" w:after="40" w:line="341" w:lineRule="auto"/>
               <w:jc w:val="left"/>
             </w:pPr>
-            <w:r/>
+            <w:r>
+              <w:t>• 【核心宣发任务】：当观众已知晓“三个我”设定后，深挖“同一个人为什么会自己审判自己”的内部控制权冲突与青春群像羁绊。</w:t>
+              <w:br/>
+              <w:t>• 【原片逐秒画面与台词精解（00:00—01:33）】：</w:t>
+              <w:br/>
+              <w:t xml:space="preserve">  1. 00:00–00:13（猜生日密码轻喜破题）：2008雪林全景下，66岁赵了平躺在床上，手指在保险柜面板尝试输入生日密码19920212，16岁赵左右与41岁荀未来并排蹲在电视前讨论（小赵：“你知道密码吗？”荀未来：“一般都是生日吧。”赵了旁白：“他没有告诉我，但是我应该能猜对才对啊。”小赵：“怎么可能用我的生日当密码啊！”），打出白底黑字卡【我们仨是一个人 真的】；</w:t>
+              <w:br/>
+              <w:t xml:space="preserve">  2. 00:14–00:30（三屏同姿平躺与代际抱怨）：荀未来在楼道骂“老东西”、赵了在屋内拍桌赌气吐槽“他还挺有理了”、赵了戴鸭舌帽走桥洞而荀未来在后跟随；切入极具视觉巧思的“左66岁赵了、中41岁荀未来、右16岁赵左右”三屏竖向分割同姿平躺对比镜头；随后切至校园与图书馆读书、长卷发造型的41岁荀未来在雪地挥拳、16岁赵左右在夜林呼喊“赵左右！”及雨夜街头倒地自行车（“理想的梦你来做，现实的罪我来遭”）；</w:t>
+              <w:br/>
+              <w:t xml:space="preserve">  3. 00:31–00:49（唯一人生听谁的與揪衣领对峙）：打出字幕卡【唯一人生 听谁的？】，暗巷中戴墨镜的赵了手持饮料凝视荀未来，长卷发戴黑框眼镜的荀未来颓废坐在雪地路边望天，赵了在校园铁栏外举翻盖手机拍照观察（赵了旁白：“只有到了我这个年纪，才能真正明白自己究竟想要什么样的人生”）；紧接着在洗手间内，66岁赵了愤怒揪住41岁荀未来的衣领，荀未来红着眼眶反扑嘶吼：“不管我怎么想努力、想改变，你都站在未来的高处审判着我，觉得我是个loser（失败者），是吧？！”；</w:t>
+              <w:br/>
+              <w:t xml:space="preserve">  4. 00:50–01:33（DV青春群像、陈明墓碑与伦理叩问）：打出【回到过去 唯独不熟悉自己】，穿校服的荀未来在教室神情复杂，闪现道具室巨型雪人、广播站调音台推子、红金钢笔特写与41岁舒图雪夜奔跑打电话；切换为DV画幅视角——16岁徐图图在食堂大口吃炸鸡、赵左右手持DV拍摄、少年陈明正脸特写、赵左右与父母赵东来/刘美奕及伙伴在客厅比“耶”温馨合影；打出【那些人 那些事】，切至2033年阳光下荀未来悲伤抚摸电子墓碑上陈明（1990–2033）的遗照、赵了在面馆吃面窗外映出舒图身影，打出【也会因此改变吗？】；最后小赵端详透明黄色鹅卵石、同桌徐图图举手发言、009号合同签字特写，伴随赵了低沉旁白：“我们是一个人，这样……不算自私吧。”</w:t>
+            </w:r>
             <w:r>
               <w:rPr>
                 <w:rFonts w:ascii="Times New Roman" w:hAnsi="Times New Roman" w:eastAsia="宋体"/>
@@ -11208,15 +11225,6 @@
                 <w:color w:val="191919"/>
                 <w:sz w:val="19"/>
               </w:rPr>
-              <w:t>• 【核心宣发任务】：当观众已知晓“三个我”设定后，深挖“同一个人为什么会自己打自己”的内部权力审判与涟漪效应。</w:t>
-              <w:br/>
-              <w:t>• 【原片逐镜画面与台词精解】：</w:t>
-              <w:br/>
-              <w:t xml:space="preserve">  1. 00:00–00:22 猜生日密码轻喜破题与三屏同姿平躺：以2008雪林全景与502室猜保险箱密码开场（小赵：“你知道密码吗？”荀未来：“一般都是生日吧。”赵了：“他没有告诉我，但是我应该能猜对才对啊。”小赵：“怎么可能用我的生日当密码啊！”），打出白底黑字卡【我们仨是一个人 真的】；随即切入荀未来骂“老东西”、赵了摔物品吐槽“他还有理了”，并定格在“左66岁赵了、中41岁荀未来、右16岁赵左右”三屏同姿平躺分屏镜头；</w:t>
-              <w:br/>
-              <w:t xml:space="preserve">  2. 00:23–00:52 代际审判与衣领对峙：伴随字幕卡【唯一人生 听谁的？】与【回到过去 唯独不熟悉自己】，16岁小赵抗议“理想的梦你来做，现实的罪我来遭”，66岁赵了居高临下宣告“只有到了我这个年纪，才能真正明白自己究竟想要什么样的人生”，41岁荀未来在洗手间被赵了揪住衣领时愤怒反扑：“不管我怎么想努力、想改变，你都站在未来的高处审判着我，觉得我是个loser，是吧？！”；</w:t>
-              <w:br/>
-              <w:t xml:space="preserve">  3. 00:53–01:33 DV青春群像与墓碑伦理叩问：伴随字幕卡【那些人 那些事】与【也会因此改变吗？】，DV画幅展现徐图图食堂大口吃饭、小赵举DV拍摄、少年陈明正脸特写、客厅比耶合影，紧接着切至2033年阳光下荀未来悲伤抚摸陈明电子墓碑、小赵端详黄色透光鹅卵石、009号合同签名，以“我们是一个人，这样……不算自私吧”将伦理困境推向高潮。</w:t>
             </w:r>
           </w:p>
         </w:tc>
@@ -11238,7 +11246,13 @@
               <w:spacing w:before="40" w:after="40" w:line="341" w:lineRule="auto"/>
               <w:jc w:val="left"/>
             </w:pPr>
-            <w:r/>
+            <w:r>
+              <w:t>第三阶：《三人行开播终极预告》（02:43）</w:t>
+              <w:br/>
+              <w:t>【亮因果闭环·暖光教室回望】</w:t>
+              <w:br/>
+              <w:t>（终极重“魂”）</w:t>
+            </w:r>
             <w:r>
               <w:rPr>
                 <w:rFonts w:ascii="Times New Roman" w:hAnsi="Times New Roman" w:eastAsia="宋体"/>
@@ -11246,11 +11260,6 @@
                 <w:color w:val="191919"/>
                 <w:sz w:val="19"/>
               </w:rPr>
-              <w:t>第三阶：《三人行开播终极预告》（02:43）</w:t>
-              <w:br/>
-              <w:t>【亮因果闭环·暖光教室回望】</w:t>
-              <w:br/>
-              <w:t>（终极重“魂”）</w:t>
             </w:r>
           </w:p>
         </w:tc>
@@ -11270,7 +11279,17 @@
               <w:spacing w:before="40" w:after="40" w:line="341" w:lineRule="auto"/>
               <w:jc w:val="left"/>
             </w:pPr>
-            <w:r/>
+            <w:r>
+              <w:t>• 【核心宣发任务】：开播前临门一脚，完整掀开“一穿改命暴富 ➔ 7通未接来电丧妻惨剧 ➔ 二穿阻止改命 ➔ 志愿连环失控 ➔ 夕阳暖光教室回望与童年三个雪人初心定格”的全剧灵魂弧光。</w:t>
+              <w:br/>
+              <w:t>• 【原片逐秒画面与台词精解（00:00—02:43）】：</w:t>
+              <w:br/>
+              <w:t xml:space="preserve">  1. 00:00–00:52（第一重反转：改命暴富的惨痛代价）：00:00火盆余烬与小餐馆暖气片旁蹲坐落魄的41岁荀未来，00:03在2033年复古有轨电车咖啡馆内中年罗爱文递给荀未来写有“敬挽 舒图”的白包礼金封，00:11荀未来透过铁栏杆望向雪地操场奔跑的16岁赵左右（瞳孔倒映出少年自己），伴随荀未来立命独白：“两三万，解决不了我的问题。二三十万，两三百万，都不如我自己，来左右一次人生”，00:19打出水墨旋涡卡【回到过去 改变命运】；00:21高一教室里同桌罗爱文拿杂志对16岁赵左右说笑：“左右，苟富贵，勿相忘”；00:25镜头骤切雨夜公路车祸现场，黑色轿车翻倒，身穿白衣的41岁舒图倒在血泊中（手戴婚戒），及肩长卷发戴金丝眼镜的富豪版荀未来满脸震惊悔恨、在豪车后座看着手机屏幕上“未接来电：舒图 (7)”，伴随66岁赵了沧桑诘问：“赵左右，富有到底给你带来了什么？如果当初你没有回到2008年，没有改变命运，起码你还知道自己真正应该珍视的，究竟是什么。所以……”；</w:t>
+              <w:br/>
+              <w:t xml:space="preserve">  2. 00:53–01:54（第二重反转：阻止改命与志愿连环失控）：00:53打出金色旋涡卡【再次回去 阻止改命】，洗手间内荀未来警惕质问戴鸭舌帽的赵了“你谁啊？”，教室里荀未来站在小赵身后（“我想让赵左右变得更好一点，跟你有什么关系啊？”），杂货店内戴黄毛线帽的赵了拉扯小赵惊呼“他的性格完全变了！”，长发荀未来不以为意（“你太危言耸听了吧，不至于啊”）；01:04穿白色长羽绒服的16岁赵左右走向雪地电话亭、蹲在漫画屋门外废纸堆前拿起荀未来写有红字的老黄历纸读出：“你选的未来，问过我想要吗？”，切至黑夜雪地三代同框与01:14字幕卡【三个我 抢夺人生】；01:15音乐教室里赵左右替身旁的徐图图举手、两人滑冰场嬉戏（荀未来：“我让自己和舒图提早相遇的事情，被发现了”），01:19打出【时间的三重回响】，穿棕红棉服的荀未来惊慌推门冲进屋大喊：“乱了！全都乱了！”；01:24打出【人生的无数可能】，展现少年志向连环变卦——家里生日饭桌上父亲赵东来严令“你得学理科” ➔ 走廊里赵左右按住罗爱文肩膀宣布“我决定，学文了！” ➔ 雪地长椅上赵左右对长发荀未来说“我要当心理学家”（荀未来：“啥玩意？”） ➔ 电车里说“计算机专业好像不错” ➔ 家里对父母说“我想去电视台工作，赚大钱” ➔ 66岁赵了将索尼DV交给小赵 ➔ 微机室里王一漫、徐图图、赵左右看吃播视频（徐图图惊叹：“老天爷，没想到真有这么多人看我吃饭”） ➔ 考前夜赵左右潜入主任室从铁皮柜抽出《绝密 文科综合 试卷袋》（“我得活出一个我想要的未来”）；</w:t>
+              <w:br/>
+              <w:t xml:space="preserve">  3. 01:54–02:43（夕阳暖光教室过道前行、青春群像与三个雪人初心定格）：01:54–01:55浮现水墨旋涡题眼卡【人生是一场巨大的后知后觉】；01:56镜头给到教室黑板前穿校服的学生握着黑板擦擦除黑板上用白粉笔画的戴帽围巾雪人图案（后方墙面标语“持志用力 渐进精思”），随即在01:57–01:58画面自然转入洒满金色夕阳暖光的2008年高中教室全景——刚回到2008年的41岁荀未来身穿深棕色棉服，沿着温暖逆光的课桌过道缓缓向教室前方走去，环顾四周自习的年轻同学，伴随荀未来温柔独白：“来到2008年，像一次毫无准备的长途旅行。这里有我熟悉的人，却唯独没那么熟悉自己”；紧接着依次切入：01:59–02:01窗边暗光中沧桑微笑的66岁赵了 ➔ 02:02–02:03雪夜树林里16岁徐图图紧紧抱住撑黄笑脸伞蹲地落泪的41岁舒图 ➔ 02:04–02:05雪后红砖教学楼航拍与雪地林荫道上并排迎面走来的四人组（16岁赵左右、手搭他肩膀的罗爱文、穿毛领连帽棉服的16岁徐图图、穿牛角扣大衣的王一漫） ➔ 02:06–02:09雪中孔子雕像与荀未来在校园雪地抬手遮挡冬日暖阳微笑 ➔ 02:10–02:21全员高光群像（41岁荀未来逆光侧影、左额带血坚毅仰望工地钢架的16岁赵左右、穿黑皮衣戴帽握热饮前行的66岁赵了、教室回眸甜笑的16岁徐图图、阳光阳台侧立的高马尾王一漫、雪地依偎含泪微笑的父母赵东来与刘美奕、眼神清澈坚定的少年陈明正面特写、工位前戴眼镜操作的肖雪、伞下含泪仰望的41岁舒图） ➔ 02:22–02:24夜行有轨电车暖光车厢内66岁赵了、16岁赵左右、41岁荀未来三代人并排搂肩开怀大笑；02:25–02:29打出片名《三人行 THE TRIPLE ECHO OF TIME》，02:30–02:36定格在1998雪夜戴红绿毛线雷锋帽的6岁幼年赵左右站在大、小、中三个小雪人前的背影与童音独白：“老师说，三人成众。你现在不是一个人了，没人再敢欺负你了。”</w:t>
+            </w:r>
             <w:r>
               <w:rPr>
                 <w:rFonts w:ascii="Times New Roman" w:hAnsi="Times New Roman" w:eastAsia="宋体"/>
@@ -11278,15 +11297,6 @@
                 <w:color w:val="191919"/>
                 <w:sz w:val="19"/>
               </w:rPr>
-              <w:t>• 【核心宣发任务】：开播前临门一脚，掀开“一穿改命暴富 ➔ 酿成丧妻惨剧 ➔ 二穿阻止改命 ➔ 三人夺命失控 ➔ 夕阳暖光教室回望与童年初心和解”的完整弧光。</w:t>
-              <w:br/>
-              <w:t>• 【原片逐镜画面与台词精解】：</w:t>
-              <w:br/>
-              <w:t xml:space="preserve">  1. 00:00–00:52 第一重反转（改命的代价）：以41岁荀未来在有轨电车内接过信封及独白“两三万，解决不了我的问题。二三十万，两三百万，都不如我自己，来左右一次人生”开篇，打出【回到过去 改变命运】；旋即切至雨夜车祸现场白衣女子倒在血泊中，66岁赵了画外音诘问：“赵左右，富有到底给你带来了什么？如果当初你没有回到2008年，没有改变命运，起码你还知道自己真正应该珍视的，究竟是什么”；</w:t>
-              <w:br/>
-              <w:t xml:space="preserve">  2. 00:53–01:54 第二重反转（阻止改命与全面失控）：连续打出【再次回去 阻止改命】【三个我 抢夺人生】【时间的三重回响】【人生的无数可能】四张字幕卡，展现赵了与荀未来冲突、16岁小赵读出日历红字“你选的未来，问过我想要吗？”、分科与志愿连环变卦（学理科➔学文当心理学家➔去电视台赚大钱）、吃播视频爆火及小赵呐喊“我得活出一个我想要的未来”；</w:t>
-              <w:br/>
-              <w:t xml:space="preserve">  3. 01:55–02:43 暖光教室过道前行、青春群像与三个雪人初心定格：01:55浮现水墨旋涡题眼卡【人生是一场巨大的后知后觉】；01:56镜头给到教室黑板前穿校服的学生拿黑板擦擦除黑板上的粉笔画，随即画面自然转入充满温暖夕阳逆光的2008年高中教室全景（01:57–01:58）——刚来到2008年的41岁荀未来身穿深棕色棉服，沿着洒满暖光的课桌过道缓缓向教室前方走去，环顾四周自习的年轻同学，伴随荀未来独白：“来到2008年，像一次毫无准备的长途旅行。这里有我熟悉的人，却唯独没那么熟悉自己”；紧接着依次闪现66岁赵了窗边微笑、雪夜树林16岁徐图图紧紧抱住撑黄伞蹲地的41岁舒图、雪后校园林荫道四人组（16岁赵左右、搭着他肩膀的罗爱文、16岁徐图图、王一漫）并肩走来、荀未来在孔子像雪地抬手遮挡暖阳微笑、全员高光群像（左额带血坚毅仰望的16岁赵左右、握热饮前行的66岁赵了、教室回眸甜笑的16岁徐图图、阳光阳台侧立的王一漫、雪地依偎含泪微笑的父母赵东来与刘美奕、眼神清澈坚定的少年陈明、工位前的肖雪、伞下含泪仰望的41岁舒图）以及夜行有轨电车内66岁赵了、16岁赵左右、41岁荀未来三代人并排搂肩大笑；最后定格在1998雪夜戴雷锋帽的6岁幼年赵左右站在三个小雪人前的背影与童音独白：“老师说，三人成众。你现在不是一个人了，没人再敢欺负你了。”</w:t>
             </w:r>
           </w:p>
         </w:tc>

--- a/00_全流程把控总纲与六大核心把控尺/01_六大核心把控尺深度专著/06_《全流程把控尺六：〈三人行〉全24集逐集五幕节拍、三本时间账信息差与三代人物弧光深度内参》.docx
+++ b/00_全流程把控总纲与六大核心把控尺/01_六大核心把控尺深度专著/06_《全流程把控尺六：〈三人行〉全24集逐集五幕节拍、三本时间账信息差与三代人物弧光深度内参》.docx
@@ -11130,17 +11130,17 @@
             <w:r>
               <w:t>• 【核心宣发任务】：用最短时间让观众一秒看懂“三个不同年龄的同一个人在2008年相遇救妻”的高概念设定，并以父母雪夜目送的温情余韵收尾。</w:t>
               <w:br/>
-              <w:t>• 【原片逐秒画面与台词精解（00:00—01:25）】：</w:t>
+              <w:t>• 【原片逐秒画面与台词归属精解（100%对齐定稿剧本说话人）】：</w:t>
               <w:br/>
-              <w:t xml:space="preserve">  1. 00:00–00:08（2033墓园献花与看台回望）：2033年雪后墓园，41岁荀未来身穿黑大衣在台阶处献花（浮现年份大字「2033」）；切至雪地看台栏杆旁，身穿白羽绒服的16岁赵左右朝倚栏回望的荀未来走来（伴随画外音：“回去啊？回哪儿去啊？”）；</w:t>
+              <w:t xml:space="preserve">  1. 00:00–00:08（2033墓园献花与看台回望）：2033年雪后墓园，41岁荀未来身穿黑大衣在台阶处献花（浮现年份大字「2033」）；切至雪地看台栏杆旁，身穿白羽绒服的16岁赵左右朝倚栏回望的荀未来走来，伴随41岁荀未来的画外音：“回去？……回哪儿去啊？”（对应原剧荀未来因房贷断供无处可归的痛楚）；</w:t>
               <w:br/>
-              <w:t xml:space="preserve">  2. 00:09–00:19（2008生日蜡烛与三代亮牌）：切入3200K暖黄家庭餐厅（浮现黄色大字「2008」），16岁赵左右在父亲赵东来、母亲刘美奕陪伴下吹灭16岁生日蜡烛；高一教室里全班鼓掌欢迎新同学（小赵：“今天班里来了个新同学”），41岁荀未来穿棕红棉服以转校生身份登场并亮出1988年出生的“苟未来”假身份证（“他们认不出我”）；雪地操场上荀未来与赵左右搭肩行走，铁栏杆外的66岁赵了（满头白发戴黑礼帽）凝视两人并念出“苟未来”；</w:t>
+              <w:t xml:space="preserve">  2. 00:09–00:19（2008生日蜡烛与三代亮牌）：切入3200K暖黄家庭餐厅（浮现黄色大字「2008」），16岁赵左右在父亲赵东来、母亲刘美奕陪伴下吹灭16岁生日蜡烛；高一教室里全班鼓掌欢迎新同学（16岁赵左右：“今天班里来了个新同学”），41岁荀未来穿棕红棉服以转校生身份登场并亮出1988年出生的“苟未来”假身份证（荀未来：“他们认不出我”）；雪地操场上荀未来与赵左右搭肩行走，铁栏杆外的66岁赵了（满头白发戴黑礼帽）凝视两人并低声念出：“苟未来”；</w:t>
               <w:br/>
-              <w:t xml:space="preserve">  3. 00:20–00:35（救妻动机与三代雪夜同框）：2058年实习生肖雪（齐刘海黑直发戴黑框眼镜）走出电梯通道，古董挂钟齿轮飞转；2008年高一教室里戴圆框眼镜的16岁徐图图举手，41岁舒图在雪夜撑着黄色叉眼笑脸透明雨伞回眸（赵了旁白：“你为舒图的死而来，我能理解。但是如果从根上切断这段感情的话，舒图一样不会死”）；紧接着切至黑夜飘雪中16岁赵左右、41岁荀未来、66岁赵了三人并肩同框，肖雪画外音一锤定音：“所以说，有三个赵左右，同时存在于二零零八年”；</w:t>
+              <w:t xml:space="preserve">  3. 00:20–00:35（救妻分歧与三代雪夜同框）：2058年实习生肖雪（齐刘海黑直发戴黑框眼镜）走出电梯通道，古董挂钟齿轮飞转；2008年高一教室里戴圆框眼镜的16岁徐图图举手，41岁舒图在雪夜撑着黄色叉眼笑脸透明雨伞回眸，伴随41岁荀未来对赵了说的画外音：“你为舒图的死而来，我能理解。但是如果从根上切断这段感情的话，舒图一样不会死”；紧接着切至黑夜飘雪中16岁赵左右、41岁荀未来、66岁赵了三人并肩同框，肖雪画外音一锤定音：“所以说，有三个赵左右，同时存在于二零零八年”；</w:t>
               <w:br/>
-              <w:t xml:space="preserve">  4. 00:36–00:53（抢夺人生与2035车祸惨剧）：打出字幕卡【三个我 抢夺人生】，快切赵左右与荀未来在洗手间抢夺试卷对峙、红色出租车雪原疾驰、赵左右核对纸条与尝试输入保险箱密码（弹出Error），伴随16岁赵左右质问：“你选的未来，问过我想要吗？”；打出字幕卡【只是 时间的玩笑？】，切至侧翻轿车前白衣舒图倒在血泊中、中分及肩长卷发戴金丝眼镜的41岁荀未来（第11–12集造型）满脸惊恐错愕，以及66岁赵了在暗室抚摸照片落泪（“我还能再见你一面吗？”）、16岁徐图图在教室回眸甜笑、赵左右与高马尾校花王一漫走廊对话；</w:t>
+              <w:t xml:space="preserve">  4. 00:36–00:53（抢夺人生与2035车祸惨剧）：打出字幕卡【三个我 抢夺人生】，快切赵左右与荀未来在洗手间抢夺试卷对峙、红色出租车雪原疾驰、赵左右核对纸条与尝试输入保险箱密码（弹出Error），伴随16岁赵左右读出老黄历红字的质问：“你选的未来，问过我想要吗？”；打出字幕卡【只是 时间的玩笑？】，切至侧翻轿车前白衣舒图倒在血泊中、中分及肩长卷发戴金丝眼镜的41岁荀未来（第11–12集造型）满脸惊恐错愕，以及66岁赵了在暗室抚摸照片落泪（66岁赵了：“我还能再见你一面吗？”）、16岁徐图图在教室回眸甜笑、赵左右与高马尾校花王一漫走廊对话；</w:t>
               <w:br/>
-              <w:t xml:space="preserve">  5. 00:54–01:25（三代同盟与父母雪夜目送）：徐图图戴白色笑脸毛线帽、赵左右背着戴黑框方镜的陈明在走廊奔跑（徐图图与王一漫在旁张望）、三代人在咖啡馆露台围坐吃烤串、501室五人三代（荀未来、赵了、赵左右与母亲刘美奕、父亲赵东来）同桌聚餐碰杯（“我们虽然是一个人，但同时也是三个人。是同学，是邻居，是朋友”）；打出【骗过时间】，41岁舒图吃巧克力饼干棒、肖雪在黑板前微笑、长卷发蓄须的荀未来在镜前整理头发，赵左右一把拉开502黑绒幕布露出贴满时间线推导的巨大黑板（“我们得夺回我们的人生”）；片名后，风雪夜街头16岁、66岁、41岁三个背影并肩远去，母亲刘美奕挽着父亲赵东来站在街边含泪说出：“他俩也跟左右似的，马马虎虎的，像孩子一样。”</w:t>
+              <w:t xml:space="preserve">  5. 00:54–01:25（三代同盟与父母雪夜目送）：徐图图戴白色笑脸毛线帽、赵左右背着戴黑框方镜的陈明在走廊奔跑（徐图图与王一漫在旁张望）、三代人在咖啡馆露台围坐吃烤串、501室五人三代（荀未来、赵了、赵左右与母亲刘美奕、父亲赵东来）同桌聚餐碰杯，伴随16岁赵左右的真挚台词：“我们虽然是一个人，但同时也是三个人。是同学，是邻居，是朋友”；打出【骗过时间】，41岁舒图吃巧克力饼干棒、肖雪在黑板前微笑、长卷发蓄须的荀未来在镜前整理头发，赵左右一把拉开502黑绒幕布露出贴满时间线推导的巨大黑板（“我们得夺回我们的人生”）；片名后，风雪夜街头16岁、66岁、41岁三个背影并肩远去，母亲刘美奕挽着父亲赵东来站在街边含泪说出：“他俩也跟左右似的，马马虎虎的，像孩子一样。”</w:t>
             </w:r>
             <w:r>
               <w:rPr>
@@ -11208,15 +11208,15 @@
             <w:r>
               <w:t>• 【核心宣发任务】：当观众已知晓“三个我”设定后，深挖“同一个人为什么会自己审判自己”的内部控制权冲突与青春群像羁绊。</w:t>
               <w:br/>
-              <w:t>• 【原片逐秒画面与台词精解（00:00—01:33）】：</w:t>
+              <w:t>• 【原片逐秒画面与台词归属精解（100%对齐定稿剧本说话人）】：</w:t>
               <w:br/>
-              <w:t xml:space="preserve">  1. 00:00–00:13（猜生日密码轻喜破题）：2008雪林全景下，66岁赵了平躺在床上，手指在保险柜面板尝试输入生日密码19920212，16岁赵左右与41岁荀未来并排蹲在电视前讨论（小赵：“你知道密码吗？”荀未来：“一般都是生日吧。”赵了旁白：“他没有告诉我，但是我应该能猜对才对啊。”小赵：“怎么可能用我的生日当密码啊！”），打出白底黑字卡【我们仨是一个人 真的】；</w:t>
+              <w:t xml:space="preserve">  1. 00:00–00:13（猜保险箱生日密码轻喜破题）：2008雪林全景下，66岁赵了平躺在床上；16岁赵左右与41岁荀未来在502室电子保险柜前尝试输入生日密码19920212（16岁赵左右：“你知道密码吗？”41岁荀未来：“一般都是生日吧……他没有告诉我，但是我应该能猜对才对啊！”16岁赵左右吐槽：“怎么可能用我的生日当密码啊！”），打出白底黑字卡【我们仨是一个人 真的】；</w:t>
               <w:br/>
-              <w:t xml:space="preserve">  2. 00:14–00:30（三屏同姿平躺与代际抱怨）：荀未来在楼道骂“老东西”、赵了在屋内拍桌赌气吐槽“他还挺有理了”、赵了戴鸭舌帽走桥洞而荀未来在后跟随；切入极具视觉巧思的“左66岁赵了、中41岁荀未来、右16岁赵左右”三屏竖向分割同姿平躺对比镜头；随后切至校园与图书馆读书、长卷发造型的41岁荀未来在雪地挥拳、16岁赵左右在夜林呼喊“赵左右！”及雨夜街头倒地自行车（“理想的梦你来做，现实的罪我来遭”）；</w:t>
+              <w:t xml:space="preserve">  2. 00:14–00:30（三屏同姿平躺与心理反噬抱怨）：荀未来在楼道骂“老东西”、赵了在屋内拍桌赌气吐槽“他还挺有理了”、赵了戴鸭舌帽走桥洞而荀未来在后跟随；切入极具视觉巧思的“左66岁赵了、中41岁荀未来、右16岁赵左右”三屏竖向分割同姿平躺对比镜头；随后切至校园与图书馆读书、长卷发造型的41岁荀未来在雪地挥拳、16岁赵左右在夜林呼喊“赵左右！”及雨夜街头倒地自行车，伴随41岁荀未来因被小赵改志向连累长出长卷发与酒精肝时的内心独白：“哼，理想的梦你来做，现实的罪我来遭”；</w:t>
               <w:br/>
-              <w:t xml:space="preserve">  3. 00:31–00:49（唯一人生听谁的與揪衣领对峙）：打出字幕卡【唯一人生 听谁的？】，暗巷中戴墨镜的赵了手持饮料凝视荀未来，长卷发戴黑框眼镜的荀未来颓废坐在雪地路边望天，赵了在校园铁栏外举翻盖手机拍照观察（赵了旁白：“只有到了我这个年纪，才能真正明白自己究竟想要什么样的人生”）；紧接着在洗手间内，66岁赵了愤怒揪住41岁荀未来的衣领，荀未来红着眼眶反扑嘶吼：“不管我怎么想努力、想改变，你都站在未来的高处审判着我，觉得我是个loser（失败者），是吧？！”；</w:t>
+              <w:t xml:space="preserve">  3. 00:31–00:49（唯一人生听谁的与揪衣领对峙）：打出字幕卡【唯一人生 听谁的？】，暗巷中戴墨镜的赵了手持饮料凝视荀未来，长卷发戴黑框眼镜的荀未来颓废坐在雪地路边望天，赵了在校园铁栏外举翻盖手机拍照观察（66岁赵了旁白：“只有到了我这个年纪，才能真正明白自己究竟想要什么样的人生”）；紧接着在洗手间内，66岁赵了愤怒揪住41岁荀未来的衣领，41岁荀未来红着眼眶反扑嘶吼：“不管我怎么想努力、想改变，你都站在未来的高处审判着我，觉得我是个loser（失败者），是吧？！”；</w:t>
               <w:br/>
-              <w:t xml:space="preserve">  4. 00:50–01:33（DV青春群像、陈明墓碑与伦理叩问）：打出【回到过去 唯独不熟悉自己】，穿校服的荀未来在教室神情复杂，闪现道具室巨型雪人、广播站调音台推子、红金钢笔特写与41岁舒图雪夜奔跑打电话；切换为DV画幅视角——16岁徐图图在食堂大口吃炸鸡、赵左右手持DV拍摄、少年陈明正脸特写、赵左右与父母赵东来/刘美奕及伙伴在客厅比“耶”温馨合影；打出【那些人 那些事】，切至2033年阳光下荀未来悲伤抚摸电子墓碑上陈明（1990–2033）的遗照、赵了在面馆吃面窗外映出舒图身影，打出【也会因此改变吗？】；最后小赵端详透明黄色鹅卵石、同桌徐图图举手发言、009号合同签字特写，伴随赵了低沉旁白：“我们是一个人，这样……不算自私吧。”</w:t>
+              <w:t xml:space="preserve">  4. 00:50–01:33（DV青春群像、陈明墓碑与荀未来内心独白）：打出【回到过去 唯独不熟悉自己】，穿校服的荀未来在教室神情复杂，闪现道具室巨型雪人、广播站调音台推子、红金钢笔特写与41岁舒图雪夜奔跑打电话；切换为DV画幅视角——16岁徐图图在食堂大口吃炸鸡、赵左右手持DV拍摄、少年陈明正脸特写、赵左右与父母赵东来/刘美奕及伙伴在客厅比“耶”温馨合影；打出【那些人 那些事】，切至2033年阳光下荀未来悲伤抚摸电子墓碑上陈明（1990–2033）的遗照、赵了在面馆吃面窗外映出舒图身影，打出【也会因此改变吗？】；最后小赵端详透明黄色鹅卵石、同桌徐图图举手发言、009号合同签字特写，伴随41岁荀未来在暗室沉思时的内心独白：“我们是一个人，这样……不算自私吧。”（对应原剧荀未来内心独白：“小赵，原谅我。我知道学纸媒，你可能真的会穷二十五年。但我只能顾着先改善自己当下的生活。我们是一个人，这样……不算自私吧。”）</w:t>
             </w:r>
             <w:r>
               <w:rPr>
@@ -11282,13 +11282,13 @@
             <w:r>
               <w:t>• 【核心宣发任务】：开播前临门一脚，完整掀开“一穿改命暴富 ➔ 7通未接来电丧妻惨剧 ➔ 二穿阻止改命 ➔ 志愿连环失控 ➔ 夕阳暖光教室回望与童年三个雪人初心定格”的全剧灵魂弧光。</w:t>
               <w:br/>
-              <w:t>• 【原片逐秒画面与台词精解（00:00—02:43）】：</w:t>
+              <w:t>• 【原片逐秒画面与台词归属精解（100%对齐定稿剧本说话人）】：</w:t>
               <w:br/>
-              <w:t xml:space="preserve">  1. 00:00–00:52（第一重反转：改命暴富的惨痛代价）：00:00火盆余烬与小餐馆暖气片旁蹲坐落魄的41岁荀未来，00:03在2033年复古有轨电车咖啡馆内中年罗爱文递给荀未来写有“敬挽 舒图”的白包礼金封，00:11荀未来透过铁栏杆望向雪地操场奔跑的16岁赵左右（瞳孔倒映出少年自己），伴随荀未来立命独白：“两三万，解决不了我的问题。二三十万，两三百万，都不如我自己，来左右一次人生”，00:19打出水墨旋涡卡【回到过去 改变命运】；00:21高一教室里同桌罗爱文拿杂志对16岁赵左右说笑：“左右，苟富贵，勿相忘”；00:25镜头骤切雨夜公路车祸现场，黑色轿车翻倒，身穿白衣的41岁舒图倒在血泊中（手戴婚戒），及肩长卷发戴金丝眼镜的富豪版荀未来满脸震惊悔恨、在豪车后座看着手机屏幕上“未接来电：舒图 (7)”，伴随66岁赵了沧桑诘问：“赵左右，富有到底给你带来了什么？如果当初你没有回到2008年，没有改变命运，起码你还知道自己真正应该珍视的，究竟是什么。所以……”；</w:t>
+              <w:t xml:space="preserve">  1. 00:00–00:52（第一重反转：改命暴富的惨痛代价）：00:00火盆余烬与小餐馆暖气片旁蹲坐落魄的41岁荀未来，00:03在2033年复古有轨电车咖啡馆内中年罗爱文递给荀未来写有“敬挽 舒图”的白包礼金封，00:11荀未来透过铁栏杆望向雪地操场奔跑的16岁赵左右（瞳孔倒映出少年自己），伴随41岁荀未来立命独白：“两三万，解决不了我的问题。二三十万，两三百万，都不如我自己，来左右一次人生”，00:19打出水墨旋涡卡【回到过去 改变命运】；00:21高一教室里同桌罗爱文拿杂志对16岁赵左右说笑：“左右，苟富贵，勿相忘”；00:25镜头骤切雨夜公路车祸现场，黑色轿车翻倒，身穿白衣的41岁舒图倒在血泊中（手戴婚戒），及肩长卷发戴金丝眼镜的富豪版荀未来满脸震惊悔恨、在豪车后座看着手机屏幕上“未接来电：舒图 (7)”，伴随66岁赵了沧桑诘问：“赵左右，富有到底给你带来了什么？如果当初你没有回到2008年，没有改变命运，起码你还知道自己真正应该珍视的，究竟是什么。所以……”；</w:t>
               <w:br/>
-              <w:t xml:space="preserve">  2. 00:53–01:54（第二重反转：阻止改命与志愿连环失控）：00:53打出金色旋涡卡【再次回去 阻止改命】，洗手间内荀未来警惕质问戴鸭舌帽的赵了“你谁啊？”，教室里荀未来站在小赵身后（“我想让赵左右变得更好一点，跟你有什么关系啊？”），杂货店内戴黄毛线帽的赵了拉扯小赵惊呼“他的性格完全变了！”，长发荀未来不以为意（“你太危言耸听了吧，不至于啊”）；01:04穿白色长羽绒服的16岁赵左右走向雪地电话亭、蹲在漫画屋门外废纸堆前拿起荀未来写有红字的老黄历纸读出：“你选的未来，问过我想要吗？”，切至黑夜雪地三代同框与01:14字幕卡【三个我 抢夺人生】；01:15音乐教室里赵左右替身旁的徐图图举手、两人滑冰场嬉戏（荀未来：“我让自己和舒图提早相遇的事情，被发现了”），01:19打出【时间的三重回响】，穿棕红棉服的荀未来惊慌推门冲进屋大喊：“乱了！全都乱了！”；01:24打出【人生的无数可能】，展现少年志向连环变卦——家里生日饭桌上父亲赵东来严令“你得学理科” ➔ 走廊里赵左右按住罗爱文肩膀宣布“我决定，学文了！” ➔ 雪地长椅上赵左右对长发荀未来说“我要当心理学家”（荀未来：“啥玩意？”） ➔ 电车里说“计算机专业好像不错” ➔ 家里对父母说“我想去电视台工作，赚大钱” ➔ 66岁赵了将索尼DV交给小赵 ➔ 微机室里王一漫、徐图图、赵左右看吃播视频（徐图图惊叹：“老天爷，没想到真有这么多人看我吃饭”） ➔ 考前夜赵左右潜入主任室从铁皮柜抽出《绝密 文科综合 试卷袋》（“我得活出一个我想要的未来”）；</w:t>
+              <w:t xml:space="preserve">  2. 00:53–01:54（第二重反转：阻止改命与志愿连环失控）：00:53打出金色旋涡卡【再次回去 阻止改命】，洗手间内荀未来警惕质问戴鸭舌帽的赵了“你谁啊？”，教室里荀未来站在小赵身后（荀未来：“我想让赵左右变得更好一点，跟你有什么关系啊？”），杂货店内戴黄毛线帽的66岁赵了拉扯小赵惊呼：“他的性格完全变了！”，长发荀未来不以为意（荀未来：“你太危言耸听了吧，不至于啊”）；01:04穿白色长羽绒服的16岁赵左右走向雪地电话亭、蹲在漫画屋门外废纸堆前拿起荀未来写有红字的老黄历纸读出：“你选的未来，问过我想要吗？”，切至黑夜雪地三代同框与01:14字幕卡【三个我 抢夺人生】；01:15音乐教室里赵左右替身旁的徐图图举手、两人滑冰场嬉戏（伴随66岁赵了的台词：“我让自己和舒图提早相遇的事情，被发现了”），01:19打出【时间的三重回响】，穿棕红棉服的荀未来惊慌推门冲进屋大喊：“乱了！全都乱了！”；01:24打出【人生的无数可能】，展现少年志向连环变卦——家里生日饭桌上父亲赵东来严令“你得学理科” ➔ 走廊里16岁赵左右按住罗爱文肩膀宣布“我决定，学文了！” ➔ 雪地长椅上赵左右对长发荀未来说“我要当心理学家”（荀未来：“啥玩意？”） ➔ 电车里赵左右说“计算机专业好像不错” ➔ 家里赵左右对父母说“我想去电视台工作，赚大钱” ➔ 66岁赵了将索尼DV交给小赵 ➔ 微机室里王一漫、徐图图、赵左右看吃播视频（徐图图惊叹：“老天爷，没想到真有这么多人看我吃饭”） ➔ 考前夜赵左右潜入主任室从铁皮柜抽出《绝密 文科综合 试卷袋》（16岁赵左右画外音：“我得活出一个我想要的未来”）；</w:t>
               <w:br/>
-              <w:t xml:space="preserve">  3. 01:54–02:43（夕阳暖光教室过道前行、青春群像与三个雪人初心定格）：01:54–01:55浮现水墨旋涡题眼卡【人生是一场巨大的后知后觉】；01:56镜头给到教室黑板前穿校服的学生握着黑板擦擦除黑板上用白粉笔画的戴帽围巾雪人图案（后方墙面标语“持志用力 渐进精思”），随即在01:57–01:58画面自然转入洒满金色夕阳暖光的2008年高中教室全景——刚回到2008年的41岁荀未来身穿深棕色棉服，沿着温暖逆光的课桌过道缓缓向教室前方走去，环顾四周自习的年轻同学，伴随荀未来温柔独白：“来到2008年，像一次毫无准备的长途旅行。这里有我熟悉的人，却唯独没那么熟悉自己”；紧接着依次切入：01:59–02:01窗边暗光中沧桑微笑的66岁赵了 ➔ 02:02–02:03雪夜树林里16岁徐图图紧紧抱住撑黄笑脸伞蹲地落泪的41岁舒图 ➔ 02:04–02:05雪后红砖教学楼航拍与雪地林荫道上并排迎面走来的四人组（16岁赵左右、手搭他肩膀的罗爱文、穿毛领连帽棉服的16岁徐图图、穿牛角扣大衣的王一漫） ➔ 02:06–02:09雪中孔子雕像与荀未来在校园雪地抬手遮挡冬日暖阳微笑 ➔ 02:10–02:21全员高光群像（41岁荀未来逆光侧影、左额带血坚毅仰望工地钢架的16岁赵左右、穿黑皮衣戴帽握热饮前行的66岁赵了、教室回眸甜笑的16岁徐图图、阳光阳台侧立的高马尾王一漫、雪地依偎含泪微笑的父母赵东来与刘美奕、眼神清澈坚定的少年陈明正面特写、工位前戴眼镜操作的肖雪、伞下含泪仰望的41岁舒图） ➔ 02:22–02:24夜行有轨电车暖光车厢内66岁赵了、16岁赵左右、41岁荀未来三代人并排搂肩开怀大笑；02:25–02:29打出片名《三人行 THE TRIPLE ECHO OF TIME》，02:30–02:36定格在1998雪夜戴红绿毛线雷锋帽的6岁幼年赵左右站在大、小、中三个小雪人前的背影与童音独白：“老师说，三人成众。你现在不是一个人了，没人再敢欺负你了。”</w:t>
+              <w:t xml:space="preserve">  3. 01:54–02:43（夕阳暖光教室过道前行、青春群像与三个雪人初心定格）：01:54–01:55浮现水墨旋涡题眼卡【人生是一场巨大的后知后觉】；01:56镜头给到教室黑板前穿校服的学生握着黑板擦擦除黑板上用白粉笔画的戴帽围巾雪人图案（后方墙面标语“持志用力 渐进精思”），随即在01:57–01:58画面自然转入洒满金色夕阳暖光的2008年高中教室全景——刚回到2008年的41岁荀未来身穿深棕色棉服，沿着温暖逆光的课桌过道缓缓向教室前方走去，环顾四周自习的年轻同学，伴随41岁荀未来温柔独白：“来到2008年，像一次毫无准备的长途旅行。这里有我熟悉的人，却唯独没那么熟悉自己”；紧接着依次切入：01:59–02:01窗边暗光中沧桑微笑的66岁赵了 ➔ 02:02–02:03雪夜树林里16岁徐图图紧紧抱住撑黄笑脸伞蹲地落泪的41岁舒图 ➔ 02:04–02:05雪后红砖教学楼航拍与雪地林荫道上并排迎面走来的四人组（16岁赵左右、手搭他肩膀的罗爱文、穿毛领连帽棉服的16岁徐图图、穿牛角扣大衣的王一漫） ➔ 02:06–02:09雪中孔子雕像与荀未来在校园雪地抬手遮挡冬日暖阳微笑 ➔ 02:10–02:21全员高光群像（41岁荀未来逆光侧影、左额带血坚毅仰望工地钢架的16岁赵左右、穿黑皮衣戴帽握热饮前行的66岁赵了、教室回眸甜笑的16岁徐图图、阳光阳台侧立的高马尾王一漫、雪地依偎含泪微笑的父母赵东来与刘美奕、眼神清澈坚定的少年陈明正面特写、工位前戴眼镜操作的肖雪、伞下含泪仰望的41岁舒图） ➔ 02:22–02:24夜行有轨电车暖光车厢内66岁赵了、16岁赵左右、41岁荀未来三代人并排搂肩开怀大笑；02:25–02:29打出片名《三人行 THE TRIPLE ECHO OF TIME》，02:30–02:36定格在1998雪夜戴红绿毛线雷锋帽的6岁幼年赵左右站在大、小、中三个小雪人前的背影与6岁幼年赵左右的童音独白：“老师说，三人成众。你现在不是一个人了，没人再敢欺负你了。”</w:t>
             </w:r>
             <w:r>
               <w:rPr>
